--- a/Отчёт лаб4 Пихуров 6311.docx
+++ b/Отчёт лаб4 Пихуров 6311.docx
@@ -31,55 +31,7 @@
           <w:sz w:val="28"/>
           <w:szCs w:val="28"/>
         </w:rPr>
-        <w:t xml:space="preserve">Федеральное государственное автономное                                         образовательное учреждение высшего образования                                                                          </w:t>
-      </w:r>
-      <w:proofErr w:type="gramStart"/>
-      <w:r>
-        <w:rPr>
-          <w:sz w:val="28"/>
-          <w:szCs w:val="28"/>
-        </w:rPr>
-        <w:t xml:space="preserve">   «</w:t>
-      </w:r>
-      <w:proofErr w:type="gramEnd"/>
-      <w:r>
-        <w:rPr>
-          <w:sz w:val="28"/>
-          <w:szCs w:val="28"/>
-        </w:rPr>
-        <w:t xml:space="preserve">Самарский национальный исследовательский университет                      имени академика С.П. </w:t>
-      </w:r>
-      <w:proofErr w:type="gramStart"/>
-      <w:r>
-        <w:rPr>
-          <w:sz w:val="28"/>
-          <w:szCs w:val="28"/>
-        </w:rPr>
-        <w:t xml:space="preserve">Королева»   </w:t>
-      </w:r>
-      <w:proofErr w:type="gramEnd"/>
-      <w:r>
-        <w:rPr>
-          <w:sz w:val="28"/>
-          <w:szCs w:val="28"/>
-        </w:rPr>
-        <w:t xml:space="preserve">                                                     </w:t>
-      </w:r>
-      <w:proofErr w:type="gramStart"/>
-      <w:r>
-        <w:rPr>
-          <w:sz w:val="28"/>
-          <w:szCs w:val="28"/>
-        </w:rPr>
-        <w:t xml:space="preserve">   (</w:t>
-      </w:r>
-      <w:proofErr w:type="gramEnd"/>
-      <w:r>
-        <w:rPr>
-          <w:sz w:val="28"/>
-          <w:szCs w:val="28"/>
-        </w:rPr>
-        <w:t>Самарский университет)</w:t>
+        <w:t>Федеральное государственное автономное                                         образовательное учреждение высшего образования                                                                             «Самарский национальный исследовательский университет                      имени академика С.П. Королева»                                                           (Самарский университет)</w:t>
       </w:r>
     </w:p>
     <w:p>
@@ -305,23 +257,7 @@
           <w:szCs w:val="28"/>
         </w:rPr>
         <w:tab/>
-        <w:t xml:space="preserve">Выполнил: </w:t>
-      </w:r>
-      <w:proofErr w:type="spellStart"/>
-      <w:r>
-        <w:rPr>
-          <w:sz w:val="28"/>
-          <w:szCs w:val="28"/>
-        </w:rPr>
-        <w:t>Пихуров</w:t>
-      </w:r>
-      <w:proofErr w:type="spellEnd"/>
-      <w:r>
-        <w:rPr>
-          <w:sz w:val="28"/>
-          <w:szCs w:val="28"/>
-        </w:rPr>
-        <w:t xml:space="preserve"> М.А.</w:t>
+        <w:t>Выполнил: Пихуров М.А.</w:t>
       </w:r>
     </w:p>
     <w:p>
@@ -428,15 +364,7 @@
     <w:p>
       <w:r>
         <w:lastRenderedPageBreak/>
-        <w:t xml:space="preserve">Прикладываю ссылку на </w:t>
-      </w:r>
-      <w:proofErr w:type="spellStart"/>
-      <w:r>
-        <w:t>гитхаб</w:t>
-      </w:r>
-      <w:proofErr w:type="spellEnd"/>
-      <w:r>
-        <w:t xml:space="preserve"> с проектом: </w:t>
+        <w:t xml:space="preserve">Прикладываю ссылку на гитхаб с проектом: </w:t>
       </w:r>
       <w:hyperlink r:id="rId6" w:history="1">
         <w:r>
@@ -458,14 +386,7 @@
         <w:rPr>
           <w:b/>
         </w:rPr>
-        <w:t>Задача</w:t>
-      </w:r>
-      <w:proofErr w:type="gramStart"/>
-      <w:r>
-        <w:rPr>
-          <w:b/>
-        </w:rPr>
-        <w:t>:</w:t>
+        <w:t>Задача:</w:t>
       </w:r>
       <w:r>
         <w:t xml:space="preserve"> </w:t>
@@ -474,22 +395,20 @@
         <w:rPr>
           <w:bCs/>
         </w:rPr>
-        <w:t>Модифицировать</w:t>
-      </w:r>
-      <w:proofErr w:type="gramEnd"/>
+        <w:t xml:space="preserve">Модифицировать программу из л/р №1 для параллельной работы по технологии </w:t>
+      </w:r>
       <w:r>
         <w:rPr>
           <w:bCs/>
-        </w:rPr>
-        <w:t xml:space="preserve"> программу из л/р №1 для параллельной работы по технологии </w:t>
-      </w:r>
-      <w:proofErr w:type="gramStart"/>
+          <w:lang w:val="en-US"/>
+        </w:rPr>
+        <w:t>MPI</w:t>
+      </w:r>
       <w:r>
         <w:rPr>
           <w:bCs/>
-          <w:lang w:val="en-US"/>
-        </w:rPr>
-        <w:t>MPI</w:t>
+        </w:rPr>
+        <w:t>.</w:t>
       </w:r>
       <w:r>
         <w:rPr>
@@ -497,13 +416,6 @@
         </w:rPr>
         <w:t>.</w:t>
       </w:r>
-      <w:r>
-        <w:rPr>
-          <w:bCs/>
-        </w:rPr>
-        <w:t>.</w:t>
-      </w:r>
-      <w:proofErr w:type="gramEnd"/>
     </w:p>
     <w:p>
       <w:pPr>
@@ -533,15 +445,7 @@
         <w:spacing w:after="0" w:line="240" w:lineRule="auto"/>
       </w:pPr>
       <w:r>
-        <w:t xml:space="preserve">Изменения по сравнению с </w:t>
-      </w:r>
-      <w:proofErr w:type="spellStart"/>
-      <w:r>
-        <w:t>Лр</w:t>
-      </w:r>
-      <w:proofErr w:type="spellEnd"/>
-      <w:r>
-        <w:t xml:space="preserve"> №1:</w:t>
+        <w:t>Изменения по сравнению с Лр №1:</w:t>
       </w:r>
     </w:p>
     <w:p>
@@ -636,44 +540,7 @@
           <w:lang w:val="en-US"/>
           <w14:ligatures w14:val="standardContextual"/>
         </w:rPr>
-        <w:t xml:space="preserve"> </w:t>
-      </w:r>
-      <w:proofErr w:type="spellStart"/>
-      <w:proofErr w:type="gramStart"/>
-      <w:r>
-        <w:rPr>
-          <w:rFonts w:ascii="Cascadia Mono" w:eastAsiaTheme="minorHAnsi" w:hAnsi="Cascadia Mono" w:cs="Cascadia Mono"/>
-          <w:color w:val="000000"/>
-          <w:sz w:val="19"/>
-          <w:szCs w:val="19"/>
-          <w:lang w:val="en-US"/>
-          <w14:ligatures w14:val="standardContextual"/>
-        </w:rPr>
-        <w:t>checkCudaDevices</w:t>
-      </w:r>
-      <w:proofErr w:type="spellEnd"/>
-      <w:r>
-        <w:rPr>
-          <w:rFonts w:ascii="Cascadia Mono" w:eastAsiaTheme="minorHAnsi" w:hAnsi="Cascadia Mono" w:cs="Cascadia Mono"/>
-          <w:color w:val="000000"/>
-          <w:sz w:val="19"/>
-          <w:szCs w:val="19"/>
-          <w:lang w:val="en-US"/>
-          <w14:ligatures w14:val="standardContextual"/>
-        </w:rPr>
-        <w:t>(</w:t>
-      </w:r>
-      <w:proofErr w:type="gramEnd"/>
-      <w:r>
-        <w:rPr>
-          <w:rFonts w:ascii="Cascadia Mono" w:eastAsiaTheme="minorHAnsi" w:hAnsi="Cascadia Mono" w:cs="Cascadia Mono"/>
-          <w:color w:val="000000"/>
-          <w:sz w:val="19"/>
-          <w:szCs w:val="19"/>
-          <w:lang w:val="en-US"/>
-          <w14:ligatures w14:val="standardContextual"/>
-        </w:rPr>
-        <w:t>) {</w:t>
+        <w:t xml:space="preserve"> checkCudaDevices() {</w:t>
       </w:r>
     </w:p>
     <w:p>
@@ -722,31 +589,7 @@
           <w:lang w:val="en-US"/>
           <w14:ligatures w14:val="standardContextual"/>
         </w:rPr>
-        <w:t xml:space="preserve"> </w:t>
-      </w:r>
-      <w:proofErr w:type="spellStart"/>
-      <w:r>
-        <w:rPr>
-          <w:rFonts w:ascii="Cascadia Mono" w:eastAsiaTheme="minorHAnsi" w:hAnsi="Cascadia Mono" w:cs="Cascadia Mono"/>
-          <w:color w:val="000000"/>
-          <w:sz w:val="19"/>
-          <w:szCs w:val="19"/>
-          <w:lang w:val="en-US"/>
-          <w14:ligatures w14:val="standardContextual"/>
-        </w:rPr>
-        <w:t>deviceCount</w:t>
-      </w:r>
-      <w:proofErr w:type="spellEnd"/>
-      <w:r>
-        <w:rPr>
-          <w:rFonts w:ascii="Cascadia Mono" w:eastAsiaTheme="minorHAnsi" w:hAnsi="Cascadia Mono" w:cs="Cascadia Mono"/>
-          <w:color w:val="000000"/>
-          <w:sz w:val="19"/>
-          <w:szCs w:val="19"/>
-          <w:lang w:val="en-US"/>
-          <w14:ligatures w14:val="standardContextual"/>
-        </w:rPr>
-        <w:t xml:space="preserve"> = 0;</w:t>
+        <w:t xml:space="preserve"> deviceCount = 0;</w:t>
       </w:r>
     </w:p>
     <w:p>
@@ -775,7 +618,6 @@
         </w:rPr>
         <w:t xml:space="preserve">    </w:t>
       </w:r>
-      <w:proofErr w:type="spellStart"/>
       <w:r>
         <w:rPr>
           <w:rFonts w:ascii="Cascadia Mono" w:eastAsiaTheme="minorHAnsi" w:hAnsi="Cascadia Mono" w:cs="Cascadia Mono"/>
@@ -787,65 +629,16 @@
         </w:rPr>
         <w:t>cudaError_t</w:t>
       </w:r>
-      <w:proofErr w:type="spellEnd"/>
-      <w:r>
-        <w:rPr>
-          <w:rFonts w:ascii="Cascadia Mono" w:eastAsiaTheme="minorHAnsi" w:hAnsi="Cascadia Mono" w:cs="Cascadia Mono"/>
-          <w:color w:val="000000"/>
-          <w:sz w:val="19"/>
-          <w:szCs w:val="19"/>
-          <w:lang w:val="en-US"/>
-          <w14:ligatures w14:val="standardContextual"/>
-        </w:rPr>
-        <w:t xml:space="preserve"> error = </w:t>
-      </w:r>
-      <w:proofErr w:type="spellStart"/>
-      <w:r>
-        <w:rPr>
-          <w:rFonts w:ascii="Cascadia Mono" w:eastAsiaTheme="minorHAnsi" w:hAnsi="Cascadia Mono" w:cs="Cascadia Mono"/>
-          <w:color w:val="000000"/>
-          <w:sz w:val="19"/>
-          <w:szCs w:val="19"/>
-          <w:lang w:val="en-US"/>
-          <w14:ligatures w14:val="standardContextual"/>
-        </w:rPr>
-        <w:t>cudaGetDeviceCount</w:t>
-      </w:r>
-      <w:proofErr w:type="spellEnd"/>
-      <w:r>
-        <w:rPr>
-          <w:rFonts w:ascii="Cascadia Mono" w:eastAsiaTheme="minorHAnsi" w:hAnsi="Cascadia Mono" w:cs="Cascadia Mono"/>
-          <w:color w:val="000000"/>
-          <w:sz w:val="19"/>
-          <w:szCs w:val="19"/>
-          <w:lang w:val="en-US"/>
-          <w14:ligatures w14:val="standardContextual"/>
-        </w:rPr>
-        <w:t>(&amp;</w:t>
-      </w:r>
-      <w:proofErr w:type="spellStart"/>
-      <w:r>
-        <w:rPr>
-          <w:rFonts w:ascii="Cascadia Mono" w:eastAsiaTheme="minorHAnsi" w:hAnsi="Cascadia Mono" w:cs="Cascadia Mono"/>
-          <w:color w:val="000000"/>
-          <w:sz w:val="19"/>
-          <w:szCs w:val="19"/>
-          <w:lang w:val="en-US"/>
-          <w14:ligatures w14:val="standardContextual"/>
-        </w:rPr>
-        <w:t>deviceCount</w:t>
-      </w:r>
-      <w:proofErr w:type="spellEnd"/>
-      <w:r>
-        <w:rPr>
-          <w:rFonts w:ascii="Cascadia Mono" w:eastAsiaTheme="minorHAnsi" w:hAnsi="Cascadia Mono" w:cs="Cascadia Mono"/>
-          <w:color w:val="000000"/>
-          <w:sz w:val="19"/>
-          <w:szCs w:val="19"/>
-          <w:lang w:val="en-US"/>
-          <w14:ligatures w14:val="standardContextual"/>
-        </w:rPr>
-        <w:t>);</w:t>
+      <w:r>
+        <w:rPr>
+          <w:rFonts w:ascii="Cascadia Mono" w:eastAsiaTheme="minorHAnsi" w:hAnsi="Cascadia Mono" w:cs="Cascadia Mono"/>
+          <w:color w:val="000000"/>
+          <w:sz w:val="19"/>
+          <w:szCs w:val="19"/>
+          <w:lang w:val="en-US"/>
+          <w14:ligatures w14:val="standardContextual"/>
+        </w:rPr>
+        <w:t xml:space="preserve"> error = cudaGetDeviceCount(&amp;deviceCount);</w:t>
       </w:r>
     </w:p>
     <w:p>
@@ -910,33 +703,8 @@
           <w:lang w:val="en-US"/>
           <w14:ligatures w14:val="standardContextual"/>
         </w:rPr>
-        <w:t xml:space="preserve"> (</w:t>
-      </w:r>
-      <w:proofErr w:type="gramStart"/>
-      <w:r>
-        <w:rPr>
-          <w:rFonts w:ascii="Cascadia Mono" w:eastAsiaTheme="minorHAnsi" w:hAnsi="Cascadia Mono" w:cs="Cascadia Mono"/>
-          <w:color w:val="000000"/>
-          <w:sz w:val="19"/>
-          <w:szCs w:val="19"/>
-          <w:lang w:val="en-US"/>
-          <w14:ligatures w14:val="standardContextual"/>
-        </w:rPr>
-        <w:t>error !</w:t>
-      </w:r>
-      <w:proofErr w:type="gramEnd"/>
-      <w:r>
-        <w:rPr>
-          <w:rFonts w:ascii="Cascadia Mono" w:eastAsiaTheme="minorHAnsi" w:hAnsi="Cascadia Mono" w:cs="Cascadia Mono"/>
-          <w:color w:val="000000"/>
-          <w:sz w:val="19"/>
-          <w:szCs w:val="19"/>
-          <w:lang w:val="en-US"/>
-          <w14:ligatures w14:val="standardContextual"/>
-        </w:rPr>
-        <w:t xml:space="preserve">= </w:t>
-      </w:r>
-      <w:proofErr w:type="spellStart"/>
+        <w:t xml:space="preserve"> (error != </w:t>
+      </w:r>
       <w:r>
         <w:rPr>
           <w:rFonts w:ascii="Cascadia Mono" w:eastAsiaTheme="minorHAnsi" w:hAnsi="Cascadia Mono" w:cs="Cascadia Mono"/>
@@ -948,7 +716,6 @@
         </w:rPr>
         <w:t>cudaSuccess</w:t>
       </w:r>
-      <w:proofErr w:type="spellEnd"/>
       <w:r>
         <w:rPr>
           <w:rFonts w:ascii="Cascadia Mono" w:eastAsiaTheme="minorHAnsi" w:hAnsi="Cascadia Mono" w:cs="Cascadia Mono"/>
@@ -985,34 +752,19 @@
           <w:lang w:val="en-US"/>
           <w14:ligatures w14:val="standardContextual"/>
         </w:rPr>
-        <w:t xml:space="preserve">        </w:t>
-      </w:r>
-      <w:proofErr w:type="gramStart"/>
-      <w:r>
-        <w:rPr>
-          <w:rFonts w:ascii="Cascadia Mono" w:eastAsiaTheme="minorHAnsi" w:hAnsi="Cascadia Mono" w:cs="Cascadia Mono"/>
-          <w:color w:val="000000"/>
-          <w:sz w:val="19"/>
-          <w:szCs w:val="19"/>
-          <w:lang w:val="en-US"/>
-          <w14:ligatures w14:val="standardContextual"/>
-        </w:rPr>
-        <w:t>std::</w:t>
-      </w:r>
-      <w:proofErr w:type="spellStart"/>
-      <w:proofErr w:type="gramEnd"/>
-      <w:r>
-        <w:rPr>
-          <w:rFonts w:ascii="Cascadia Mono" w:eastAsiaTheme="minorHAnsi" w:hAnsi="Cascadia Mono" w:cs="Cascadia Mono"/>
-          <w:color w:val="000000"/>
-          <w:sz w:val="19"/>
-          <w:szCs w:val="19"/>
-          <w:lang w:val="en-US"/>
-          <w14:ligatures w14:val="standardContextual"/>
-        </w:rPr>
-        <w:t>cerr</w:t>
-      </w:r>
-      <w:proofErr w:type="spellEnd"/>
+        <w:t xml:space="preserve">        std::cerr </w:t>
+      </w:r>
+      <w:r>
+        <w:rPr>
+          <w:rFonts w:ascii="Cascadia Mono" w:eastAsiaTheme="minorHAnsi" w:hAnsi="Cascadia Mono" w:cs="Cascadia Mono"/>
+          <w:color w:val="008080"/>
+          <w:sz w:val="19"/>
+          <w:szCs w:val="19"/>
+          <w:lang w:val="en-US"/>
+          <w14:ligatures w14:val="standardContextual"/>
+        </w:rPr>
+        <w:t>&lt;&lt;</w:t>
+      </w:r>
       <w:r>
         <w:rPr>
           <w:rFonts w:ascii="Cascadia Mono" w:eastAsiaTheme="minorHAnsi" w:hAnsi="Cascadia Mono" w:cs="Cascadia Mono"/>
@@ -1027,6 +779,28 @@
       <w:r>
         <w:rPr>
           <w:rFonts w:ascii="Cascadia Mono" w:eastAsiaTheme="minorHAnsi" w:hAnsi="Cascadia Mono" w:cs="Cascadia Mono"/>
+          <w:color w:val="A31515"/>
+          <w:sz w:val="19"/>
+          <w:szCs w:val="19"/>
+          <w:lang w:val="en-US"/>
+          <w14:ligatures w14:val="standardContextual"/>
+        </w:rPr>
+        <w:t>"CUDA error: "</w:t>
+      </w:r>
+      <w:r>
+        <w:rPr>
+          <w:rFonts w:ascii="Cascadia Mono" w:eastAsiaTheme="minorHAnsi" w:hAnsi="Cascadia Mono" w:cs="Cascadia Mono"/>
+          <w:color w:val="000000"/>
+          <w:sz w:val="19"/>
+          <w:szCs w:val="19"/>
+          <w:lang w:val="en-US"/>
+          <w14:ligatures w14:val="standardContextual"/>
+        </w:rPr>
+        <w:t xml:space="preserve"> </w:t>
+      </w:r>
+      <w:r>
+        <w:rPr>
+          <w:rFonts w:ascii="Cascadia Mono" w:eastAsiaTheme="minorHAnsi" w:hAnsi="Cascadia Mono" w:cs="Cascadia Mono"/>
           <w:color w:val="008080"/>
           <w:sz w:val="19"/>
           <w:szCs w:val="19"/>
@@ -1044,29 +818,7 @@
           <w:lang w:val="en-US"/>
           <w14:ligatures w14:val="standardContextual"/>
         </w:rPr>
-        <w:t xml:space="preserve"> </w:t>
-      </w:r>
-      <w:r>
-        <w:rPr>
-          <w:rFonts w:ascii="Cascadia Mono" w:eastAsiaTheme="minorHAnsi" w:hAnsi="Cascadia Mono" w:cs="Cascadia Mono"/>
-          <w:color w:val="A31515"/>
-          <w:sz w:val="19"/>
-          <w:szCs w:val="19"/>
-          <w:lang w:val="en-US"/>
-          <w14:ligatures w14:val="standardContextual"/>
-        </w:rPr>
-        <w:t>"CUDA error: "</w:t>
-      </w:r>
-      <w:r>
-        <w:rPr>
-          <w:rFonts w:ascii="Cascadia Mono" w:eastAsiaTheme="minorHAnsi" w:hAnsi="Cascadia Mono" w:cs="Cascadia Mono"/>
-          <w:color w:val="000000"/>
-          <w:sz w:val="19"/>
-          <w:szCs w:val="19"/>
-          <w:lang w:val="en-US"/>
-          <w14:ligatures w14:val="standardContextual"/>
-        </w:rPr>
-        <w:t xml:space="preserve"> </w:t>
+        <w:t xml:space="preserve"> cudaGetErrorString(error) </w:t>
       </w:r>
       <w:r>
         <w:rPr>
@@ -1088,90 +840,7 @@
           <w:lang w:val="en-US"/>
           <w14:ligatures w14:val="standardContextual"/>
         </w:rPr>
-        <w:t xml:space="preserve"> </w:t>
-      </w:r>
-      <w:proofErr w:type="spellStart"/>
-      <w:r>
-        <w:rPr>
-          <w:rFonts w:ascii="Cascadia Mono" w:eastAsiaTheme="minorHAnsi" w:hAnsi="Cascadia Mono" w:cs="Cascadia Mono"/>
-          <w:color w:val="000000"/>
-          <w:sz w:val="19"/>
-          <w:szCs w:val="19"/>
-          <w:lang w:val="en-US"/>
-          <w14:ligatures w14:val="standardContextual"/>
-        </w:rPr>
-        <w:t>cudaGetErrorString</w:t>
-      </w:r>
-      <w:proofErr w:type="spellEnd"/>
-      <w:r>
-        <w:rPr>
-          <w:rFonts w:ascii="Cascadia Mono" w:eastAsiaTheme="minorHAnsi" w:hAnsi="Cascadia Mono" w:cs="Cascadia Mono"/>
-          <w:color w:val="000000"/>
-          <w:sz w:val="19"/>
-          <w:szCs w:val="19"/>
-          <w:lang w:val="en-US"/>
-          <w14:ligatures w14:val="standardContextual"/>
-        </w:rPr>
-        <w:t xml:space="preserve">(error) </w:t>
-      </w:r>
-      <w:r>
-        <w:rPr>
-          <w:rFonts w:ascii="Cascadia Mono" w:eastAsiaTheme="minorHAnsi" w:hAnsi="Cascadia Mono" w:cs="Cascadia Mono"/>
-          <w:color w:val="008080"/>
-          <w:sz w:val="19"/>
-          <w:szCs w:val="19"/>
-          <w:lang w:val="en-US"/>
-          <w14:ligatures w14:val="standardContextual"/>
-        </w:rPr>
-        <w:t>&lt;&lt;</w:t>
-      </w:r>
-      <w:r>
-        <w:rPr>
-          <w:rFonts w:ascii="Cascadia Mono" w:eastAsiaTheme="minorHAnsi" w:hAnsi="Cascadia Mono" w:cs="Cascadia Mono"/>
-          <w:color w:val="000000"/>
-          <w:sz w:val="19"/>
-          <w:szCs w:val="19"/>
-          <w:lang w:val="en-US"/>
-          <w14:ligatures w14:val="standardContextual"/>
-        </w:rPr>
-        <w:t xml:space="preserve"> </w:t>
-      </w:r>
-      <w:proofErr w:type="gramStart"/>
-      <w:r>
-        <w:rPr>
-          <w:rFonts w:ascii="Cascadia Mono" w:eastAsiaTheme="minorHAnsi" w:hAnsi="Cascadia Mono" w:cs="Cascadia Mono"/>
-          <w:color w:val="000000"/>
-          <w:sz w:val="19"/>
-          <w:szCs w:val="19"/>
-          <w:lang w:val="en-US"/>
-          <w14:ligatures w14:val="standardContextual"/>
-        </w:rPr>
-        <w:t>std::</w:t>
-      </w:r>
-      <w:proofErr w:type="spellStart"/>
-      <w:proofErr w:type="gramEnd"/>
-      <w:r>
-        <w:rPr>
-          <w:rFonts w:ascii="Cascadia Mono" w:eastAsiaTheme="minorHAnsi" w:hAnsi="Cascadia Mono" w:cs="Cascadia Mono"/>
-          <w:color w:val="000000"/>
-          <w:sz w:val="19"/>
-          <w:szCs w:val="19"/>
-          <w:lang w:val="en-US"/>
-          <w14:ligatures w14:val="standardContextual"/>
-        </w:rPr>
-        <w:t>endl</w:t>
-      </w:r>
-      <w:proofErr w:type="spellEnd"/>
-      <w:r>
-        <w:rPr>
-          <w:rFonts w:ascii="Cascadia Mono" w:eastAsiaTheme="minorHAnsi" w:hAnsi="Cascadia Mono" w:cs="Cascadia Mono"/>
-          <w:color w:val="000000"/>
-          <w:sz w:val="19"/>
-          <w:szCs w:val="19"/>
-          <w:lang w:val="en-US"/>
-          <w14:ligatures w14:val="standardContextual"/>
-        </w:rPr>
-        <w:t>;</w:t>
+        <w:t xml:space="preserve"> std::endl;</w:t>
       </w:r>
     </w:p>
     <w:p>
@@ -1312,31 +981,7 @@
           <w:lang w:val="en-US"/>
           <w14:ligatures w14:val="standardContextual"/>
         </w:rPr>
-        <w:t xml:space="preserve"> (</w:t>
-      </w:r>
-      <w:proofErr w:type="spellStart"/>
-      <w:r>
-        <w:rPr>
-          <w:rFonts w:ascii="Cascadia Mono" w:eastAsiaTheme="minorHAnsi" w:hAnsi="Cascadia Mono" w:cs="Cascadia Mono"/>
-          <w:color w:val="000000"/>
-          <w:sz w:val="19"/>
-          <w:szCs w:val="19"/>
-          <w:lang w:val="en-US"/>
-          <w14:ligatures w14:val="standardContextual"/>
-        </w:rPr>
-        <w:t>deviceCount</w:t>
-      </w:r>
-      <w:proofErr w:type="spellEnd"/>
-      <w:r>
-        <w:rPr>
-          <w:rFonts w:ascii="Cascadia Mono" w:eastAsiaTheme="minorHAnsi" w:hAnsi="Cascadia Mono" w:cs="Cascadia Mono"/>
-          <w:color w:val="000000"/>
-          <w:sz w:val="19"/>
-          <w:szCs w:val="19"/>
-          <w:lang w:val="en-US"/>
-          <w14:ligatures w14:val="standardContextual"/>
-        </w:rPr>
-        <w:t xml:space="preserve"> == 0) {</w:t>
+        <w:t xml:space="preserve"> (deviceCount == 0) {</w:t>
       </w:r>
     </w:p>
     <w:p>
@@ -1363,34 +1008,19 @@
           <w:lang w:val="en-US"/>
           <w14:ligatures w14:val="standardContextual"/>
         </w:rPr>
-        <w:t xml:space="preserve">        </w:t>
-      </w:r>
-      <w:proofErr w:type="gramStart"/>
-      <w:r>
-        <w:rPr>
-          <w:rFonts w:ascii="Cascadia Mono" w:eastAsiaTheme="minorHAnsi" w:hAnsi="Cascadia Mono" w:cs="Cascadia Mono"/>
-          <w:color w:val="000000"/>
-          <w:sz w:val="19"/>
-          <w:szCs w:val="19"/>
-          <w:lang w:val="en-US"/>
-          <w14:ligatures w14:val="standardContextual"/>
-        </w:rPr>
-        <w:t>std::</w:t>
-      </w:r>
-      <w:proofErr w:type="spellStart"/>
-      <w:proofErr w:type="gramEnd"/>
-      <w:r>
-        <w:rPr>
-          <w:rFonts w:ascii="Cascadia Mono" w:eastAsiaTheme="minorHAnsi" w:hAnsi="Cascadia Mono" w:cs="Cascadia Mono"/>
-          <w:color w:val="000000"/>
-          <w:sz w:val="19"/>
-          <w:szCs w:val="19"/>
-          <w:lang w:val="en-US"/>
-          <w14:ligatures w14:val="standardContextual"/>
-        </w:rPr>
-        <w:t>cerr</w:t>
-      </w:r>
-      <w:proofErr w:type="spellEnd"/>
+        <w:t xml:space="preserve">        std::cerr </w:t>
+      </w:r>
+      <w:r>
+        <w:rPr>
+          <w:rFonts w:ascii="Cascadia Mono" w:eastAsiaTheme="minorHAnsi" w:hAnsi="Cascadia Mono" w:cs="Cascadia Mono"/>
+          <w:color w:val="008080"/>
+          <w:sz w:val="19"/>
+          <w:szCs w:val="19"/>
+          <w:lang w:val="en-US"/>
+          <w14:ligatures w14:val="standardContextual"/>
+        </w:rPr>
+        <w:t>&lt;&lt;</w:t>
+      </w:r>
       <w:r>
         <w:rPr>
           <w:rFonts w:ascii="Cascadia Mono" w:eastAsiaTheme="minorHAnsi" w:hAnsi="Cascadia Mono" w:cs="Cascadia Mono"/>
@@ -1405,6 +1035,28 @@
       <w:r>
         <w:rPr>
           <w:rFonts w:ascii="Cascadia Mono" w:eastAsiaTheme="minorHAnsi" w:hAnsi="Cascadia Mono" w:cs="Cascadia Mono"/>
+          <w:color w:val="A31515"/>
+          <w:sz w:val="19"/>
+          <w:szCs w:val="19"/>
+          <w:lang w:val="en-US"/>
+          <w14:ligatures w14:val="standardContextual"/>
+        </w:rPr>
+        <w:t>"No CUDA-capable devices found"</w:t>
+      </w:r>
+      <w:r>
+        <w:rPr>
+          <w:rFonts w:ascii="Cascadia Mono" w:eastAsiaTheme="minorHAnsi" w:hAnsi="Cascadia Mono" w:cs="Cascadia Mono"/>
+          <w:color w:val="000000"/>
+          <w:sz w:val="19"/>
+          <w:szCs w:val="19"/>
+          <w:lang w:val="en-US"/>
+          <w14:ligatures w14:val="standardContextual"/>
+        </w:rPr>
+        <w:t xml:space="preserve"> </w:t>
+      </w:r>
+      <w:r>
+        <w:rPr>
+          <w:rFonts w:ascii="Cascadia Mono" w:eastAsiaTheme="minorHAnsi" w:hAnsi="Cascadia Mono" w:cs="Cascadia Mono"/>
           <w:color w:val="008080"/>
           <w:sz w:val="19"/>
           <w:szCs w:val="19"/>
@@ -1422,88 +1074,7 @@
           <w:lang w:val="en-US"/>
           <w14:ligatures w14:val="standardContextual"/>
         </w:rPr>
-        <w:t xml:space="preserve"> </w:t>
-      </w:r>
-      <w:r>
-        <w:rPr>
-          <w:rFonts w:ascii="Cascadia Mono" w:eastAsiaTheme="minorHAnsi" w:hAnsi="Cascadia Mono" w:cs="Cascadia Mono"/>
-          <w:color w:val="A31515"/>
-          <w:sz w:val="19"/>
-          <w:szCs w:val="19"/>
-          <w:lang w:val="en-US"/>
-          <w14:ligatures w14:val="standardContextual"/>
-        </w:rPr>
-        <w:t>"No CUDA-capable devices found"</w:t>
-      </w:r>
-      <w:r>
-        <w:rPr>
-          <w:rFonts w:ascii="Cascadia Mono" w:eastAsiaTheme="minorHAnsi" w:hAnsi="Cascadia Mono" w:cs="Cascadia Mono"/>
-          <w:color w:val="000000"/>
-          <w:sz w:val="19"/>
-          <w:szCs w:val="19"/>
-          <w:lang w:val="en-US"/>
-          <w14:ligatures w14:val="standardContextual"/>
-        </w:rPr>
-        <w:t xml:space="preserve"> </w:t>
-      </w:r>
-      <w:r>
-        <w:rPr>
-          <w:rFonts w:ascii="Cascadia Mono" w:eastAsiaTheme="minorHAnsi" w:hAnsi="Cascadia Mono" w:cs="Cascadia Mono"/>
-          <w:color w:val="008080"/>
-          <w:sz w:val="19"/>
-          <w:szCs w:val="19"/>
-          <w:lang w:val="en-US"/>
-          <w14:ligatures w14:val="standardContextual"/>
-        </w:rPr>
-        <w:t>&lt;&lt;</w:t>
-      </w:r>
-      <w:r>
-        <w:rPr>
-          <w:rFonts w:ascii="Cascadia Mono" w:eastAsiaTheme="minorHAnsi" w:hAnsi="Cascadia Mono" w:cs="Cascadia Mono"/>
-          <w:color w:val="000000"/>
-          <w:sz w:val="19"/>
-          <w:szCs w:val="19"/>
-          <w:lang w:val="en-US"/>
-          <w14:ligatures w14:val="standardContextual"/>
-        </w:rPr>
-        <w:t xml:space="preserve"> </w:t>
-      </w:r>
-      <w:proofErr w:type="gramStart"/>
-      <w:r>
-        <w:rPr>
-          <w:rFonts w:ascii="Cascadia Mono" w:eastAsiaTheme="minorHAnsi" w:hAnsi="Cascadia Mono" w:cs="Cascadia Mono"/>
-          <w:color w:val="000000"/>
-          <w:sz w:val="19"/>
-          <w:szCs w:val="19"/>
-          <w:lang w:val="en-US"/>
-          <w14:ligatures w14:val="standardContextual"/>
-        </w:rPr>
-        <w:t>std::</w:t>
-      </w:r>
-      <w:proofErr w:type="spellStart"/>
-      <w:proofErr w:type="gramEnd"/>
-      <w:r>
-        <w:rPr>
-          <w:rFonts w:ascii="Cascadia Mono" w:eastAsiaTheme="minorHAnsi" w:hAnsi="Cascadia Mono" w:cs="Cascadia Mono"/>
-          <w:color w:val="000000"/>
-          <w:sz w:val="19"/>
-          <w:szCs w:val="19"/>
-          <w:lang w:val="en-US"/>
-          <w14:ligatures w14:val="standardContextual"/>
-        </w:rPr>
-        <w:t>endl</w:t>
-      </w:r>
-      <w:proofErr w:type="spellEnd"/>
-      <w:r>
-        <w:rPr>
-          <w:rFonts w:ascii="Cascadia Mono" w:eastAsiaTheme="minorHAnsi" w:hAnsi="Cascadia Mono" w:cs="Cascadia Mono"/>
-          <w:color w:val="000000"/>
-          <w:sz w:val="19"/>
-          <w:szCs w:val="19"/>
-          <w:lang w:val="en-US"/>
-          <w14:ligatures w14:val="standardContextual"/>
-        </w:rPr>
-        <w:t>;</w:t>
+        <w:t xml:space="preserve"> std::endl;</w:t>
       </w:r>
     </w:p>
     <w:p>
@@ -1606,34 +1177,19 @@
           <w:lang w:val="en-US"/>
           <w14:ligatures w14:val="standardContextual"/>
         </w:rPr>
-        <w:t xml:space="preserve">        </w:t>
-      </w:r>
-      <w:proofErr w:type="gramStart"/>
-      <w:r>
-        <w:rPr>
-          <w:rFonts w:ascii="Cascadia Mono" w:eastAsiaTheme="minorHAnsi" w:hAnsi="Cascadia Mono" w:cs="Cascadia Mono"/>
-          <w:color w:val="000000"/>
-          <w:sz w:val="19"/>
-          <w:szCs w:val="19"/>
-          <w:lang w:val="en-US"/>
-          <w14:ligatures w14:val="standardContextual"/>
-        </w:rPr>
-        <w:t>std::</w:t>
-      </w:r>
-      <w:proofErr w:type="spellStart"/>
-      <w:proofErr w:type="gramEnd"/>
-      <w:r>
-        <w:rPr>
-          <w:rFonts w:ascii="Cascadia Mono" w:eastAsiaTheme="minorHAnsi" w:hAnsi="Cascadia Mono" w:cs="Cascadia Mono"/>
-          <w:color w:val="000000"/>
-          <w:sz w:val="19"/>
-          <w:szCs w:val="19"/>
-          <w:lang w:val="en-US"/>
-          <w14:ligatures w14:val="standardContextual"/>
-        </w:rPr>
-        <w:t>cout</w:t>
-      </w:r>
-      <w:proofErr w:type="spellEnd"/>
+        <w:t xml:space="preserve">        std::cout </w:t>
+      </w:r>
+      <w:r>
+        <w:rPr>
+          <w:rFonts w:ascii="Cascadia Mono" w:eastAsiaTheme="minorHAnsi" w:hAnsi="Cascadia Mono" w:cs="Cascadia Mono"/>
+          <w:color w:val="008080"/>
+          <w:sz w:val="19"/>
+          <w:szCs w:val="19"/>
+          <w:lang w:val="en-US"/>
+          <w14:ligatures w14:val="standardContextual"/>
+        </w:rPr>
+        <w:t>&lt;&lt;</w:t>
+      </w:r>
       <w:r>
         <w:rPr>
           <w:rFonts w:ascii="Cascadia Mono" w:eastAsiaTheme="minorHAnsi" w:hAnsi="Cascadia Mono" w:cs="Cascadia Mono"/>
@@ -1648,6 +1204,28 @@
       <w:r>
         <w:rPr>
           <w:rFonts w:ascii="Cascadia Mono" w:eastAsiaTheme="minorHAnsi" w:hAnsi="Cascadia Mono" w:cs="Cascadia Mono"/>
+          <w:color w:val="A31515"/>
+          <w:sz w:val="19"/>
+          <w:szCs w:val="19"/>
+          <w:lang w:val="en-US"/>
+          <w14:ligatures w14:val="standardContextual"/>
+        </w:rPr>
+        <w:t>"Found "</w:t>
+      </w:r>
+      <w:r>
+        <w:rPr>
+          <w:rFonts w:ascii="Cascadia Mono" w:eastAsiaTheme="minorHAnsi" w:hAnsi="Cascadia Mono" w:cs="Cascadia Mono"/>
+          <w:color w:val="000000"/>
+          <w:sz w:val="19"/>
+          <w:szCs w:val="19"/>
+          <w:lang w:val="en-US"/>
+          <w14:ligatures w14:val="standardContextual"/>
+        </w:rPr>
+        <w:t xml:space="preserve"> </w:t>
+      </w:r>
+      <w:r>
+        <w:rPr>
+          <w:rFonts w:ascii="Cascadia Mono" w:eastAsiaTheme="minorHAnsi" w:hAnsi="Cascadia Mono" w:cs="Cascadia Mono"/>
           <w:color w:val="008080"/>
           <w:sz w:val="19"/>
           <w:szCs w:val="19"/>
@@ -1665,6 +1243,28 @@
           <w:lang w:val="en-US"/>
           <w14:ligatures w14:val="standardContextual"/>
         </w:rPr>
+        <w:t xml:space="preserve"> deviceCount </w:t>
+      </w:r>
+      <w:r>
+        <w:rPr>
+          <w:rFonts w:ascii="Cascadia Mono" w:eastAsiaTheme="minorHAnsi" w:hAnsi="Cascadia Mono" w:cs="Cascadia Mono"/>
+          <w:color w:val="008080"/>
+          <w:sz w:val="19"/>
+          <w:szCs w:val="19"/>
+          <w:lang w:val="en-US"/>
+          <w14:ligatures w14:val="standardContextual"/>
+        </w:rPr>
+        <w:t>&lt;&lt;</w:t>
+      </w:r>
+      <w:r>
+        <w:rPr>
+          <w:rFonts w:ascii="Cascadia Mono" w:eastAsiaTheme="minorHAnsi" w:hAnsi="Cascadia Mono" w:cs="Cascadia Mono"/>
+          <w:color w:val="000000"/>
+          <w:sz w:val="19"/>
+          <w:szCs w:val="19"/>
+          <w:lang w:val="en-US"/>
+          <w14:ligatures w14:val="standardContextual"/>
+        </w:rPr>
         <w:t xml:space="preserve"> </w:t>
       </w:r>
       <w:r>
@@ -1676,7 +1276,7 @@
           <w:lang w:val="en-US"/>
           <w14:ligatures w14:val="standardContextual"/>
         </w:rPr>
-        <w:t>"Found "</w:t>
+        <w:t>" CUDA-capable device(s):"</w:t>
       </w:r>
       <w:r>
         <w:rPr>
@@ -1709,134 +1309,7 @@
           <w:lang w:val="en-US"/>
           <w14:ligatures w14:val="standardContextual"/>
         </w:rPr>
-        <w:t xml:space="preserve"> </w:t>
-      </w:r>
-      <w:proofErr w:type="spellStart"/>
-      <w:r>
-        <w:rPr>
-          <w:rFonts w:ascii="Cascadia Mono" w:eastAsiaTheme="minorHAnsi" w:hAnsi="Cascadia Mono" w:cs="Cascadia Mono"/>
-          <w:color w:val="000000"/>
-          <w:sz w:val="19"/>
-          <w:szCs w:val="19"/>
-          <w:lang w:val="en-US"/>
-          <w14:ligatures w14:val="standardContextual"/>
-        </w:rPr>
-        <w:t>deviceCount</w:t>
-      </w:r>
-      <w:proofErr w:type="spellEnd"/>
-      <w:r>
-        <w:rPr>
-          <w:rFonts w:ascii="Cascadia Mono" w:eastAsiaTheme="minorHAnsi" w:hAnsi="Cascadia Mono" w:cs="Cascadia Mono"/>
-          <w:color w:val="000000"/>
-          <w:sz w:val="19"/>
-          <w:szCs w:val="19"/>
-          <w:lang w:val="en-US"/>
-          <w14:ligatures w14:val="standardContextual"/>
-        </w:rPr>
-        <w:t xml:space="preserve"> </w:t>
-      </w:r>
-      <w:r>
-        <w:rPr>
-          <w:rFonts w:ascii="Cascadia Mono" w:eastAsiaTheme="minorHAnsi" w:hAnsi="Cascadia Mono" w:cs="Cascadia Mono"/>
-          <w:color w:val="008080"/>
-          <w:sz w:val="19"/>
-          <w:szCs w:val="19"/>
-          <w:lang w:val="en-US"/>
-          <w14:ligatures w14:val="standardContextual"/>
-        </w:rPr>
-        <w:t>&lt;&lt;</w:t>
-      </w:r>
-      <w:r>
-        <w:rPr>
-          <w:rFonts w:ascii="Cascadia Mono" w:eastAsiaTheme="minorHAnsi" w:hAnsi="Cascadia Mono" w:cs="Cascadia Mono"/>
-          <w:color w:val="000000"/>
-          <w:sz w:val="19"/>
-          <w:szCs w:val="19"/>
-          <w:lang w:val="en-US"/>
-          <w14:ligatures w14:val="standardContextual"/>
-        </w:rPr>
-        <w:t xml:space="preserve"> </w:t>
-      </w:r>
-      <w:r>
-        <w:rPr>
-          <w:rFonts w:ascii="Cascadia Mono" w:eastAsiaTheme="minorHAnsi" w:hAnsi="Cascadia Mono" w:cs="Cascadia Mono"/>
-          <w:color w:val="A31515"/>
-          <w:sz w:val="19"/>
-          <w:szCs w:val="19"/>
-          <w:lang w:val="en-US"/>
-          <w14:ligatures w14:val="standardContextual"/>
-        </w:rPr>
-        <w:t>" CUDA-capable device(s):"</w:t>
-      </w:r>
-      <w:r>
-        <w:rPr>
-          <w:rFonts w:ascii="Cascadia Mono" w:eastAsiaTheme="minorHAnsi" w:hAnsi="Cascadia Mono" w:cs="Cascadia Mono"/>
-          <w:color w:val="000000"/>
-          <w:sz w:val="19"/>
-          <w:szCs w:val="19"/>
-          <w:lang w:val="en-US"/>
-          <w14:ligatures w14:val="standardContextual"/>
-        </w:rPr>
-        <w:t xml:space="preserve"> </w:t>
-      </w:r>
-      <w:r>
-        <w:rPr>
-          <w:rFonts w:ascii="Cascadia Mono" w:eastAsiaTheme="minorHAnsi" w:hAnsi="Cascadia Mono" w:cs="Cascadia Mono"/>
-          <w:color w:val="008080"/>
-          <w:sz w:val="19"/>
-          <w:szCs w:val="19"/>
-          <w:lang w:val="en-US"/>
-          <w14:ligatures w14:val="standardContextual"/>
-        </w:rPr>
-        <w:t>&lt;&lt;</w:t>
-      </w:r>
-      <w:r>
-        <w:rPr>
-          <w:rFonts w:ascii="Cascadia Mono" w:eastAsiaTheme="minorHAnsi" w:hAnsi="Cascadia Mono" w:cs="Cascadia Mono"/>
-          <w:color w:val="000000"/>
-          <w:sz w:val="19"/>
-          <w:szCs w:val="19"/>
-          <w:lang w:val="en-US"/>
-          <w14:ligatures w14:val="standardContextual"/>
-        </w:rPr>
-        <w:t xml:space="preserve"> </w:t>
-      </w:r>
-      <w:proofErr w:type="gramStart"/>
-      <w:r>
-        <w:rPr>
-          <w:rFonts w:ascii="Cascadia Mono" w:eastAsiaTheme="minorHAnsi" w:hAnsi="Cascadia Mono" w:cs="Cascadia Mono"/>
-          <w:color w:val="000000"/>
-          <w:sz w:val="19"/>
-          <w:szCs w:val="19"/>
-          <w:lang w:val="en-US"/>
-          <w14:ligatures w14:val="standardContextual"/>
-        </w:rPr>
-        <w:t>std::</w:t>
-      </w:r>
-      <w:proofErr w:type="spellStart"/>
-      <w:proofErr w:type="gramEnd"/>
-      <w:r>
-        <w:rPr>
-          <w:rFonts w:ascii="Cascadia Mono" w:eastAsiaTheme="minorHAnsi" w:hAnsi="Cascadia Mono" w:cs="Cascadia Mono"/>
-          <w:color w:val="000000"/>
-          <w:sz w:val="19"/>
-          <w:szCs w:val="19"/>
-          <w:lang w:val="en-US"/>
-          <w14:ligatures w14:val="standardContextual"/>
-        </w:rPr>
-        <w:t>endl</w:t>
-      </w:r>
-      <w:proofErr w:type="spellEnd"/>
-      <w:r>
-        <w:rPr>
-          <w:rFonts w:ascii="Cascadia Mono" w:eastAsiaTheme="minorHAnsi" w:hAnsi="Cascadia Mono" w:cs="Cascadia Mono"/>
-          <w:color w:val="000000"/>
-          <w:sz w:val="19"/>
-          <w:szCs w:val="19"/>
-          <w:lang w:val="en-US"/>
-          <w14:ligatures w14:val="standardContextual"/>
-        </w:rPr>
-        <w:t>;</w:t>
+        <w:t xml:space="preserve"> std::endl;</w:t>
       </w:r>
     </w:p>
     <w:p>
@@ -1923,103 +1396,7 @@
           <w:lang w:val="en-US"/>
           <w14:ligatures w14:val="standardContextual"/>
         </w:rPr>
-        <w:t xml:space="preserve"> </w:t>
-      </w:r>
-      <w:proofErr w:type="spellStart"/>
-      <w:r>
-        <w:rPr>
-          <w:rFonts w:ascii="Cascadia Mono" w:eastAsiaTheme="minorHAnsi" w:hAnsi="Cascadia Mono" w:cs="Cascadia Mono"/>
-          <w:color w:val="000000"/>
-          <w:sz w:val="19"/>
-          <w:szCs w:val="19"/>
-          <w:lang w:val="en-US"/>
-          <w14:ligatures w14:val="standardContextual"/>
-        </w:rPr>
-        <w:t>i</w:t>
-      </w:r>
-      <w:proofErr w:type="spellEnd"/>
-      <w:r>
-        <w:rPr>
-          <w:rFonts w:ascii="Cascadia Mono" w:eastAsiaTheme="minorHAnsi" w:hAnsi="Cascadia Mono" w:cs="Cascadia Mono"/>
-          <w:color w:val="000000"/>
-          <w:sz w:val="19"/>
-          <w:szCs w:val="19"/>
-          <w:lang w:val="en-US"/>
-          <w14:ligatures w14:val="standardContextual"/>
-        </w:rPr>
-        <w:t xml:space="preserve"> = 0; </w:t>
-      </w:r>
-      <w:proofErr w:type="spellStart"/>
-      <w:r>
-        <w:rPr>
-          <w:rFonts w:ascii="Cascadia Mono" w:eastAsiaTheme="minorHAnsi" w:hAnsi="Cascadia Mono" w:cs="Cascadia Mono"/>
-          <w:color w:val="000000"/>
-          <w:sz w:val="19"/>
-          <w:szCs w:val="19"/>
-          <w:lang w:val="en-US"/>
-          <w14:ligatures w14:val="standardContextual"/>
-        </w:rPr>
-        <w:t>i</w:t>
-      </w:r>
-      <w:proofErr w:type="spellEnd"/>
-      <w:r>
-        <w:rPr>
-          <w:rFonts w:ascii="Cascadia Mono" w:eastAsiaTheme="minorHAnsi" w:hAnsi="Cascadia Mono" w:cs="Cascadia Mono"/>
-          <w:color w:val="000000"/>
-          <w:sz w:val="19"/>
-          <w:szCs w:val="19"/>
-          <w:lang w:val="en-US"/>
-          <w14:ligatures w14:val="standardContextual"/>
-        </w:rPr>
-        <w:t xml:space="preserve"> &lt; </w:t>
-      </w:r>
-      <w:proofErr w:type="spellStart"/>
-      <w:r>
-        <w:rPr>
-          <w:rFonts w:ascii="Cascadia Mono" w:eastAsiaTheme="minorHAnsi" w:hAnsi="Cascadia Mono" w:cs="Cascadia Mono"/>
-          <w:color w:val="000000"/>
-          <w:sz w:val="19"/>
-          <w:szCs w:val="19"/>
-          <w:lang w:val="en-US"/>
-          <w14:ligatures w14:val="standardContextual"/>
-        </w:rPr>
-        <w:t>deviceCount</w:t>
-      </w:r>
-      <w:proofErr w:type="spellEnd"/>
-      <w:r>
-        <w:rPr>
-          <w:rFonts w:ascii="Cascadia Mono" w:eastAsiaTheme="minorHAnsi" w:hAnsi="Cascadia Mono" w:cs="Cascadia Mono"/>
-          <w:color w:val="000000"/>
-          <w:sz w:val="19"/>
-          <w:szCs w:val="19"/>
-          <w:lang w:val="en-US"/>
-          <w14:ligatures w14:val="standardContextual"/>
-        </w:rPr>
-        <w:t>; ++</w:t>
-      </w:r>
-      <w:proofErr w:type="spellStart"/>
-      <w:r>
-        <w:rPr>
-          <w:rFonts w:ascii="Cascadia Mono" w:eastAsiaTheme="minorHAnsi" w:hAnsi="Cascadia Mono" w:cs="Cascadia Mono"/>
-          <w:color w:val="000000"/>
-          <w:sz w:val="19"/>
-          <w:szCs w:val="19"/>
-          <w:lang w:val="en-US"/>
-          <w14:ligatures w14:val="standardContextual"/>
-        </w:rPr>
-        <w:t>i</w:t>
-      </w:r>
-      <w:proofErr w:type="spellEnd"/>
-      <w:r>
-        <w:rPr>
-          <w:rFonts w:ascii="Cascadia Mono" w:eastAsiaTheme="minorHAnsi" w:hAnsi="Cascadia Mono" w:cs="Cascadia Mono"/>
-          <w:color w:val="000000"/>
-          <w:sz w:val="19"/>
-          <w:szCs w:val="19"/>
-          <w:lang w:val="en-US"/>
-          <w14:ligatures w14:val="standardContextual"/>
-        </w:rPr>
-        <w:t>) {</w:t>
+        <w:t xml:space="preserve"> i = 0; i &lt; deviceCount; ++i) {</w:t>
       </w:r>
     </w:p>
     <w:p>
@@ -2048,7 +1425,6 @@
         </w:rPr>
         <w:t xml:space="preserve">            </w:t>
       </w:r>
-      <w:proofErr w:type="spellStart"/>
       <w:r>
         <w:rPr>
           <w:rFonts w:ascii="Cascadia Mono" w:eastAsiaTheme="minorHAnsi" w:hAnsi="Cascadia Mono" w:cs="Cascadia Mono"/>
@@ -2060,7 +1436,6 @@
         </w:rPr>
         <w:t>cudaDeviceProp</w:t>
       </w:r>
-      <w:proofErr w:type="spellEnd"/>
       <w:r>
         <w:rPr>
           <w:rFonts w:ascii="Cascadia Mono" w:eastAsiaTheme="minorHAnsi" w:hAnsi="Cascadia Mono" w:cs="Cascadia Mono"/>
@@ -2099,8 +1474,6 @@
         </w:rPr>
         <w:t xml:space="preserve">            </w:t>
       </w:r>
-      <w:proofErr w:type="spellStart"/>
-      <w:proofErr w:type="gramStart"/>
       <w:r>
         <w:rPr>
           <w:rFonts w:ascii="Cascadia Mono" w:eastAsiaTheme="minorHAnsi" w:hAnsi="Cascadia Mono" w:cs="Cascadia Mono"/>
@@ -2112,53 +1485,16 @@
         </w:rPr>
         <w:t>cudaGetDeviceProperties</w:t>
       </w:r>
-      <w:proofErr w:type="spellEnd"/>
-      <w:r>
-        <w:rPr>
-          <w:rFonts w:ascii="Cascadia Mono" w:eastAsiaTheme="minorHAnsi" w:hAnsi="Cascadia Mono" w:cs="Cascadia Mono"/>
-          <w:color w:val="000000"/>
-          <w:sz w:val="19"/>
-          <w:szCs w:val="19"/>
-          <w:lang w:val="en-US"/>
-          <w14:ligatures w14:val="standardContextual"/>
-        </w:rPr>
-        <w:t>(</w:t>
-      </w:r>
-      <w:proofErr w:type="gramEnd"/>
-      <w:r>
-        <w:rPr>
-          <w:rFonts w:ascii="Cascadia Mono" w:eastAsiaTheme="minorHAnsi" w:hAnsi="Cascadia Mono" w:cs="Cascadia Mono"/>
-          <w:color w:val="000000"/>
-          <w:sz w:val="19"/>
-          <w:szCs w:val="19"/>
-          <w:lang w:val="en-US"/>
-          <w14:ligatures w14:val="standardContextual"/>
-        </w:rPr>
-        <w:t xml:space="preserve">&amp;props, </w:t>
-      </w:r>
-      <w:proofErr w:type="spellStart"/>
-      <w:r>
-        <w:rPr>
-          <w:rFonts w:ascii="Cascadia Mono" w:eastAsiaTheme="minorHAnsi" w:hAnsi="Cascadia Mono" w:cs="Cascadia Mono"/>
-          <w:color w:val="000000"/>
-          <w:sz w:val="19"/>
-          <w:szCs w:val="19"/>
-          <w:lang w:val="en-US"/>
-          <w14:ligatures w14:val="standardContextual"/>
-        </w:rPr>
-        <w:t>i</w:t>
-      </w:r>
-      <w:proofErr w:type="spellEnd"/>
-      <w:r>
-        <w:rPr>
-          <w:rFonts w:ascii="Cascadia Mono" w:eastAsiaTheme="minorHAnsi" w:hAnsi="Cascadia Mono" w:cs="Cascadia Mono"/>
-          <w:color w:val="000000"/>
-          <w:sz w:val="19"/>
-          <w:szCs w:val="19"/>
-          <w:lang w:val="en-US"/>
-          <w14:ligatures w14:val="standardContextual"/>
-        </w:rPr>
-        <w:t>);</w:t>
+      <w:r>
+        <w:rPr>
+          <w:rFonts w:ascii="Cascadia Mono" w:eastAsiaTheme="minorHAnsi" w:hAnsi="Cascadia Mono" w:cs="Cascadia Mono"/>
+          <w:color w:val="000000"/>
+          <w:sz w:val="19"/>
+          <w:szCs w:val="19"/>
+          <w:lang w:val="en-US"/>
+          <w14:ligatures w14:val="standardContextual"/>
+        </w:rPr>
+        <w:t>(&amp;props, i);</w:t>
       </w:r>
     </w:p>
     <w:p>
@@ -2185,34 +1521,19 @@
           <w:lang w:val="en-US"/>
           <w14:ligatures w14:val="standardContextual"/>
         </w:rPr>
-        <w:t xml:space="preserve">            </w:t>
-      </w:r>
-      <w:proofErr w:type="gramStart"/>
-      <w:r>
-        <w:rPr>
-          <w:rFonts w:ascii="Cascadia Mono" w:eastAsiaTheme="minorHAnsi" w:hAnsi="Cascadia Mono" w:cs="Cascadia Mono"/>
-          <w:color w:val="000000"/>
-          <w:sz w:val="19"/>
-          <w:szCs w:val="19"/>
-          <w:lang w:val="en-US"/>
-          <w14:ligatures w14:val="standardContextual"/>
-        </w:rPr>
-        <w:t>std::</w:t>
-      </w:r>
-      <w:proofErr w:type="spellStart"/>
-      <w:proofErr w:type="gramEnd"/>
-      <w:r>
-        <w:rPr>
-          <w:rFonts w:ascii="Cascadia Mono" w:eastAsiaTheme="minorHAnsi" w:hAnsi="Cascadia Mono" w:cs="Cascadia Mono"/>
-          <w:color w:val="000000"/>
-          <w:sz w:val="19"/>
-          <w:szCs w:val="19"/>
-          <w:lang w:val="en-US"/>
-          <w14:ligatures w14:val="standardContextual"/>
-        </w:rPr>
-        <w:t>cout</w:t>
-      </w:r>
-      <w:proofErr w:type="spellEnd"/>
+        <w:t xml:space="preserve">            std::cout </w:t>
+      </w:r>
+      <w:r>
+        <w:rPr>
+          <w:rFonts w:ascii="Cascadia Mono" w:eastAsiaTheme="minorHAnsi" w:hAnsi="Cascadia Mono" w:cs="Cascadia Mono"/>
+          <w:color w:val="008080"/>
+          <w:sz w:val="19"/>
+          <w:szCs w:val="19"/>
+          <w:lang w:val="en-US"/>
+          <w14:ligatures w14:val="standardContextual"/>
+        </w:rPr>
+        <w:t>&lt;&lt;</w:t>
+      </w:r>
       <w:r>
         <w:rPr>
           <w:rFonts w:ascii="Cascadia Mono" w:eastAsiaTheme="minorHAnsi" w:hAnsi="Cascadia Mono" w:cs="Cascadia Mono"/>
@@ -2227,6 +1548,28 @@
       <w:r>
         <w:rPr>
           <w:rFonts w:ascii="Cascadia Mono" w:eastAsiaTheme="minorHAnsi" w:hAnsi="Cascadia Mono" w:cs="Cascadia Mono"/>
+          <w:color w:val="A31515"/>
+          <w:sz w:val="19"/>
+          <w:szCs w:val="19"/>
+          <w:lang w:val="en-US"/>
+          <w14:ligatures w14:val="standardContextual"/>
+        </w:rPr>
+        <w:t>"  Device "</w:t>
+      </w:r>
+      <w:r>
+        <w:rPr>
+          <w:rFonts w:ascii="Cascadia Mono" w:eastAsiaTheme="minorHAnsi" w:hAnsi="Cascadia Mono" w:cs="Cascadia Mono"/>
+          <w:color w:val="000000"/>
+          <w:sz w:val="19"/>
+          <w:szCs w:val="19"/>
+          <w:lang w:val="en-US"/>
+          <w14:ligatures w14:val="standardContextual"/>
+        </w:rPr>
+        <w:t xml:space="preserve"> </w:t>
+      </w:r>
+      <w:r>
+        <w:rPr>
+          <w:rFonts w:ascii="Cascadia Mono" w:eastAsiaTheme="minorHAnsi" w:hAnsi="Cascadia Mono" w:cs="Cascadia Mono"/>
           <w:color w:val="008080"/>
           <w:sz w:val="19"/>
           <w:szCs w:val="19"/>
@@ -2244,9 +1587,30 @@
           <w:lang w:val="en-US"/>
           <w14:ligatures w14:val="standardContextual"/>
         </w:rPr>
+        <w:t xml:space="preserve"> i </w:t>
+      </w:r>
+      <w:r>
+        <w:rPr>
+          <w:rFonts w:ascii="Cascadia Mono" w:eastAsiaTheme="minorHAnsi" w:hAnsi="Cascadia Mono" w:cs="Cascadia Mono"/>
+          <w:color w:val="008080"/>
+          <w:sz w:val="19"/>
+          <w:szCs w:val="19"/>
+          <w:lang w:val="en-US"/>
+          <w14:ligatures w14:val="standardContextual"/>
+        </w:rPr>
+        <w:t>&lt;&lt;</w:t>
+      </w:r>
+      <w:r>
+        <w:rPr>
+          <w:rFonts w:ascii="Cascadia Mono" w:eastAsiaTheme="minorHAnsi" w:hAnsi="Cascadia Mono" w:cs="Cascadia Mono"/>
+          <w:color w:val="000000"/>
+          <w:sz w:val="19"/>
+          <w:szCs w:val="19"/>
+          <w:lang w:val="en-US"/>
+          <w14:ligatures w14:val="standardContextual"/>
+        </w:rPr>
         <w:t xml:space="preserve"> </w:t>
       </w:r>
-      <w:proofErr w:type="gramStart"/>
       <w:r>
         <w:rPr>
           <w:rFonts w:ascii="Cascadia Mono" w:eastAsiaTheme="minorHAnsi" w:hAnsi="Cascadia Mono" w:cs="Cascadia Mono"/>
@@ -2256,19 +1620,7 @@
           <w:lang w:val="en-US"/>
           <w14:ligatures w14:val="standardContextual"/>
         </w:rPr>
-        <w:t>"  Device</w:t>
-      </w:r>
-      <w:proofErr w:type="gramEnd"/>
-      <w:r>
-        <w:rPr>
-          <w:rFonts w:ascii="Cascadia Mono" w:eastAsiaTheme="minorHAnsi" w:hAnsi="Cascadia Mono" w:cs="Cascadia Mono"/>
-          <w:color w:val="A31515"/>
-          <w:sz w:val="19"/>
-          <w:szCs w:val="19"/>
-          <w:lang w:val="en-US"/>
-          <w14:ligatures w14:val="standardContextual"/>
-        </w:rPr>
-        <w:t xml:space="preserve"> "</w:t>
+        <w:t>": "</w:t>
       </w:r>
       <w:r>
         <w:rPr>
@@ -2301,31 +1653,7 @@
           <w:lang w:val="en-US"/>
           <w14:ligatures w14:val="standardContextual"/>
         </w:rPr>
-        <w:t xml:space="preserve"> </w:t>
-      </w:r>
-      <w:proofErr w:type="spellStart"/>
-      <w:r>
-        <w:rPr>
-          <w:rFonts w:ascii="Cascadia Mono" w:eastAsiaTheme="minorHAnsi" w:hAnsi="Cascadia Mono" w:cs="Cascadia Mono"/>
-          <w:color w:val="000000"/>
-          <w:sz w:val="19"/>
-          <w:szCs w:val="19"/>
-          <w:lang w:val="en-US"/>
-          <w14:ligatures w14:val="standardContextual"/>
-        </w:rPr>
-        <w:t>i</w:t>
-      </w:r>
-      <w:proofErr w:type="spellEnd"/>
-      <w:r>
-        <w:rPr>
-          <w:rFonts w:ascii="Cascadia Mono" w:eastAsiaTheme="minorHAnsi" w:hAnsi="Cascadia Mono" w:cs="Cascadia Mono"/>
-          <w:color w:val="000000"/>
-          <w:sz w:val="19"/>
-          <w:szCs w:val="19"/>
-          <w:lang w:val="en-US"/>
-          <w14:ligatures w14:val="standardContextual"/>
-        </w:rPr>
-        <w:t xml:space="preserve"> </w:t>
+        <w:t xml:space="preserve"> props.name </w:t>
       </w:r>
       <w:r>
         <w:rPr>
@@ -2347,110 +1675,7 @@
           <w:lang w:val="en-US"/>
           <w14:ligatures w14:val="standardContextual"/>
         </w:rPr>
-        <w:t xml:space="preserve"> </w:t>
-      </w:r>
-      <w:r>
-        <w:rPr>
-          <w:rFonts w:ascii="Cascadia Mono" w:eastAsiaTheme="minorHAnsi" w:hAnsi="Cascadia Mono" w:cs="Cascadia Mono"/>
-          <w:color w:val="A31515"/>
-          <w:sz w:val="19"/>
-          <w:szCs w:val="19"/>
-          <w:lang w:val="en-US"/>
-          <w14:ligatures w14:val="standardContextual"/>
-        </w:rPr>
-        <w:t>": "</w:t>
-      </w:r>
-      <w:r>
-        <w:rPr>
-          <w:rFonts w:ascii="Cascadia Mono" w:eastAsiaTheme="minorHAnsi" w:hAnsi="Cascadia Mono" w:cs="Cascadia Mono"/>
-          <w:color w:val="000000"/>
-          <w:sz w:val="19"/>
-          <w:szCs w:val="19"/>
-          <w:lang w:val="en-US"/>
-          <w14:ligatures w14:val="standardContextual"/>
-        </w:rPr>
-        <w:t xml:space="preserve"> </w:t>
-      </w:r>
-      <w:r>
-        <w:rPr>
-          <w:rFonts w:ascii="Cascadia Mono" w:eastAsiaTheme="minorHAnsi" w:hAnsi="Cascadia Mono" w:cs="Cascadia Mono"/>
-          <w:color w:val="008080"/>
-          <w:sz w:val="19"/>
-          <w:szCs w:val="19"/>
-          <w:lang w:val="en-US"/>
-          <w14:ligatures w14:val="standardContextual"/>
-        </w:rPr>
-        <w:t>&lt;&lt;</w:t>
-      </w:r>
-      <w:r>
-        <w:rPr>
-          <w:rFonts w:ascii="Cascadia Mono" w:eastAsiaTheme="minorHAnsi" w:hAnsi="Cascadia Mono" w:cs="Cascadia Mono"/>
-          <w:color w:val="000000"/>
-          <w:sz w:val="19"/>
-          <w:szCs w:val="19"/>
-          <w:lang w:val="en-US"/>
-          <w14:ligatures w14:val="standardContextual"/>
-        </w:rPr>
-        <w:t xml:space="preserve"> props.name </w:t>
-      </w:r>
-      <w:r>
-        <w:rPr>
-          <w:rFonts w:ascii="Cascadia Mono" w:eastAsiaTheme="minorHAnsi" w:hAnsi="Cascadia Mono" w:cs="Cascadia Mono"/>
-          <w:color w:val="008080"/>
-          <w:sz w:val="19"/>
-          <w:szCs w:val="19"/>
-          <w:lang w:val="en-US"/>
-          <w14:ligatures w14:val="standardContextual"/>
-        </w:rPr>
-        <w:t>&lt;&lt;</w:t>
-      </w:r>
-      <w:r>
-        <w:rPr>
-          <w:rFonts w:ascii="Cascadia Mono" w:eastAsiaTheme="minorHAnsi" w:hAnsi="Cascadia Mono" w:cs="Cascadia Mono"/>
-          <w:color w:val="000000"/>
-          <w:sz w:val="19"/>
-          <w:szCs w:val="19"/>
-          <w:lang w:val="en-US"/>
-          <w14:ligatures w14:val="standardContextual"/>
-        </w:rPr>
-        <w:t xml:space="preserve"> </w:t>
-      </w:r>
-      <w:proofErr w:type="gramStart"/>
-      <w:r>
-        <w:rPr>
-          <w:rFonts w:ascii="Cascadia Mono" w:eastAsiaTheme="minorHAnsi" w:hAnsi="Cascadia Mono" w:cs="Cascadia Mono"/>
-          <w:color w:val="000000"/>
-          <w:sz w:val="19"/>
-          <w:szCs w:val="19"/>
-          <w:lang w:val="en-US"/>
-          <w14:ligatures w14:val="standardContextual"/>
-        </w:rPr>
-        <w:t>std::</w:t>
-      </w:r>
-      <w:proofErr w:type="spellStart"/>
-      <w:proofErr w:type="gramEnd"/>
-      <w:r>
-        <w:rPr>
-          <w:rFonts w:ascii="Cascadia Mono" w:eastAsiaTheme="minorHAnsi" w:hAnsi="Cascadia Mono" w:cs="Cascadia Mono"/>
-          <w:color w:val="000000"/>
-          <w:sz w:val="19"/>
-          <w:szCs w:val="19"/>
-          <w:lang w:val="en-US"/>
-          <w14:ligatures w14:val="standardContextual"/>
-        </w:rPr>
-        <w:t>endl</w:t>
-      </w:r>
-      <w:proofErr w:type="spellEnd"/>
-      <w:r>
-        <w:rPr>
-          <w:rFonts w:ascii="Cascadia Mono" w:eastAsiaTheme="minorHAnsi" w:hAnsi="Cascadia Mono" w:cs="Cascadia Mono"/>
-          <w:color w:val="000000"/>
-          <w:sz w:val="19"/>
-          <w:szCs w:val="19"/>
-          <w:lang w:val="en-US"/>
-          <w14:ligatures w14:val="standardContextual"/>
-        </w:rPr>
-        <w:t>;</w:t>
+        <w:t xml:space="preserve"> std::endl;</w:t>
       </w:r>
     </w:p>
     <w:p>
@@ -2476,21 +1701,19 @@
           <w:lang w:val="en-US"/>
           <w14:ligatures w14:val="standardContextual"/>
         </w:rPr>
-        <w:t xml:space="preserve">            std::</w:t>
-      </w:r>
-      <w:proofErr w:type="spellStart"/>
-      <w:r>
-        <w:rPr>
-          <w:rFonts w:ascii="Cascadia Mono" w:eastAsiaTheme="minorHAnsi" w:hAnsi="Cascadia Mono" w:cs="Cascadia Mono"/>
-          <w:color w:val="000000"/>
-          <w:sz w:val="19"/>
-          <w:szCs w:val="19"/>
-          <w:lang w:val="en-US"/>
-          <w14:ligatures w14:val="standardContextual"/>
-        </w:rPr>
-        <w:t>cout</w:t>
-      </w:r>
-      <w:proofErr w:type="spellEnd"/>
+        <w:t xml:space="preserve">            std::cout </w:t>
+      </w:r>
+      <w:r>
+        <w:rPr>
+          <w:rFonts w:ascii="Cascadia Mono" w:eastAsiaTheme="minorHAnsi" w:hAnsi="Cascadia Mono" w:cs="Cascadia Mono"/>
+          <w:color w:val="008080"/>
+          <w:sz w:val="19"/>
+          <w:szCs w:val="19"/>
+          <w:lang w:val="en-US"/>
+          <w14:ligatures w14:val="standardContextual"/>
+        </w:rPr>
+        <w:t>&lt;&lt;</w:t>
+      </w:r>
       <w:r>
         <w:rPr>
           <w:rFonts w:ascii="Cascadia Mono" w:eastAsiaTheme="minorHAnsi" w:hAnsi="Cascadia Mono" w:cs="Cascadia Mono"/>
@@ -2505,6 +1728,28 @@
       <w:r>
         <w:rPr>
           <w:rFonts w:ascii="Cascadia Mono" w:eastAsiaTheme="minorHAnsi" w:hAnsi="Cascadia Mono" w:cs="Cascadia Mono"/>
+          <w:color w:val="A31515"/>
+          <w:sz w:val="19"/>
+          <w:szCs w:val="19"/>
+          <w:lang w:val="en-US"/>
+          <w14:ligatures w14:val="standardContextual"/>
+        </w:rPr>
+        <w:t>"    Compute capability: "</w:t>
+      </w:r>
+      <w:r>
+        <w:rPr>
+          <w:rFonts w:ascii="Cascadia Mono" w:eastAsiaTheme="minorHAnsi" w:hAnsi="Cascadia Mono" w:cs="Cascadia Mono"/>
+          <w:color w:val="000000"/>
+          <w:sz w:val="19"/>
+          <w:szCs w:val="19"/>
+          <w:lang w:val="en-US"/>
+          <w14:ligatures w14:val="standardContextual"/>
+        </w:rPr>
+        <w:t xml:space="preserve"> </w:t>
+      </w:r>
+      <w:r>
+        <w:rPr>
+          <w:rFonts w:ascii="Cascadia Mono" w:eastAsiaTheme="minorHAnsi" w:hAnsi="Cascadia Mono" w:cs="Cascadia Mono"/>
           <w:color w:val="008080"/>
           <w:sz w:val="19"/>
           <w:szCs w:val="19"/>
@@ -2522,6 +1767,28 @@
           <w:lang w:val="en-US"/>
           <w14:ligatures w14:val="standardContextual"/>
         </w:rPr>
+        <w:t xml:space="preserve"> props.major </w:t>
+      </w:r>
+      <w:r>
+        <w:rPr>
+          <w:rFonts w:ascii="Cascadia Mono" w:eastAsiaTheme="minorHAnsi" w:hAnsi="Cascadia Mono" w:cs="Cascadia Mono"/>
+          <w:color w:val="008080"/>
+          <w:sz w:val="19"/>
+          <w:szCs w:val="19"/>
+          <w:lang w:val="en-US"/>
+          <w14:ligatures w14:val="standardContextual"/>
+        </w:rPr>
+        <w:t>&lt;&lt;</w:t>
+      </w:r>
+      <w:r>
+        <w:rPr>
+          <w:rFonts w:ascii="Cascadia Mono" w:eastAsiaTheme="minorHAnsi" w:hAnsi="Cascadia Mono" w:cs="Cascadia Mono"/>
+          <w:color w:val="000000"/>
+          <w:sz w:val="19"/>
+          <w:szCs w:val="19"/>
+          <w:lang w:val="en-US"/>
+          <w14:ligatures w14:val="standardContextual"/>
+        </w:rPr>
         <w:t xml:space="preserve"> </w:t>
       </w:r>
       <w:r>
@@ -2533,7 +1800,7 @@
           <w:lang w:val="en-US"/>
           <w14:ligatures w14:val="standardContextual"/>
         </w:rPr>
-        <w:t>"    Compute capability: "</w:t>
+        <w:t>"."</w:t>
       </w:r>
       <w:r>
         <w:rPr>
@@ -2552,7 +1819,6 @@
           <w:color w:val="008080"/>
           <w:sz w:val="19"/>
           <w:szCs w:val="19"/>
-          <w:lang w:val="en-US"/>
           <w14:ligatures w14:val="standardContextual"/>
         </w:rPr>
         <w:t>&lt;&lt;</w:t>
@@ -2563,34 +1829,9 @@
           <w:color w:val="000000"/>
           <w:sz w:val="19"/>
           <w:szCs w:val="19"/>
-          <w:lang w:val="en-US"/>
-          <w14:ligatures w14:val="standardContextual"/>
-        </w:rPr>
-        <w:t xml:space="preserve"> </w:t>
-      </w:r>
-      <w:proofErr w:type="spellStart"/>
-      <w:r>
-        <w:rPr>
-          <w:rFonts w:ascii="Cascadia Mono" w:eastAsiaTheme="minorHAnsi" w:hAnsi="Cascadia Mono" w:cs="Cascadia Mono"/>
-          <w:color w:val="000000"/>
-          <w:sz w:val="19"/>
-          <w:szCs w:val="19"/>
-          <w:lang w:val="en-US"/>
-          <w14:ligatures w14:val="standardContextual"/>
-        </w:rPr>
-        <w:t>props.major</w:t>
-      </w:r>
-      <w:proofErr w:type="spellEnd"/>
-      <w:r>
-        <w:rPr>
-          <w:rFonts w:ascii="Cascadia Mono" w:eastAsiaTheme="minorHAnsi" w:hAnsi="Cascadia Mono" w:cs="Cascadia Mono"/>
-          <w:color w:val="000000"/>
-          <w:sz w:val="19"/>
-          <w:szCs w:val="19"/>
-          <w:lang w:val="en-US"/>
-          <w14:ligatures w14:val="standardContextual"/>
-        </w:rPr>
-        <w:t xml:space="preserve"> </w:t>
+          <w14:ligatures w14:val="standardContextual"/>
+        </w:rPr>
+        <w:t xml:space="preserve"> props.minor </w:t>
       </w:r>
       <w:r>
         <w:rPr>
@@ -2598,7 +1839,6 @@
           <w:color w:val="008080"/>
           <w:sz w:val="19"/>
           <w:szCs w:val="19"/>
-          <w:lang w:val="en-US"/>
           <w14:ligatures w14:val="standardContextual"/>
         </w:rPr>
         <w:t>&lt;&lt;</w:t>
@@ -2609,142 +1849,9 @@
           <w:color w:val="000000"/>
           <w:sz w:val="19"/>
           <w:szCs w:val="19"/>
-          <w:lang w:val="en-US"/>
-          <w14:ligatures w14:val="standardContextual"/>
-        </w:rPr>
-        <w:t xml:space="preserve"> </w:t>
-      </w:r>
-      <w:r>
-        <w:rPr>
-          <w:rFonts w:ascii="Cascadia Mono" w:eastAsiaTheme="minorHAnsi" w:hAnsi="Cascadia Mono" w:cs="Cascadia Mono"/>
-          <w:color w:val="A31515"/>
-          <w:sz w:val="19"/>
-          <w:szCs w:val="19"/>
-          <w:lang w:val="en-US"/>
-          <w14:ligatures w14:val="standardContextual"/>
-        </w:rPr>
-        <w:t>"."</w:t>
-      </w:r>
-      <w:r>
-        <w:rPr>
-          <w:rFonts w:ascii="Cascadia Mono" w:eastAsiaTheme="minorHAnsi" w:hAnsi="Cascadia Mono" w:cs="Cascadia Mono"/>
-          <w:color w:val="000000"/>
-          <w:sz w:val="19"/>
-          <w:szCs w:val="19"/>
-          <w:lang w:val="en-US"/>
-          <w14:ligatures w14:val="standardContextual"/>
-        </w:rPr>
-        <w:t xml:space="preserve"> </w:t>
-      </w:r>
-      <w:r>
-        <w:rPr>
-          <w:rFonts w:ascii="Cascadia Mono" w:eastAsiaTheme="minorHAnsi" w:hAnsi="Cascadia Mono" w:cs="Cascadia Mono"/>
-          <w:color w:val="008080"/>
-          <w:sz w:val="19"/>
-          <w:szCs w:val="19"/>
-          <w14:ligatures w14:val="standardContextual"/>
-        </w:rPr>
-        <w:t>&lt;&lt;</w:t>
-      </w:r>
-      <w:r>
-        <w:rPr>
-          <w:rFonts w:ascii="Cascadia Mono" w:eastAsiaTheme="minorHAnsi" w:hAnsi="Cascadia Mono" w:cs="Cascadia Mono"/>
-          <w:color w:val="000000"/>
-          <w:sz w:val="19"/>
-          <w:szCs w:val="19"/>
-          <w14:ligatures w14:val="standardContextual"/>
-        </w:rPr>
-        <w:t xml:space="preserve"> </w:t>
-      </w:r>
-      <w:proofErr w:type="spellStart"/>
-      <w:proofErr w:type="gramStart"/>
-      <w:r>
-        <w:rPr>
-          <w:rFonts w:ascii="Cascadia Mono" w:eastAsiaTheme="minorHAnsi" w:hAnsi="Cascadia Mono" w:cs="Cascadia Mono"/>
-          <w:color w:val="000000"/>
-          <w:sz w:val="19"/>
-          <w:szCs w:val="19"/>
-          <w14:ligatures w14:val="standardContextual"/>
-        </w:rPr>
-        <w:t>props.minor</w:t>
-      </w:r>
-      <w:proofErr w:type="spellEnd"/>
-      <w:proofErr w:type="gramEnd"/>
-      <w:r>
-        <w:rPr>
-          <w:rFonts w:ascii="Cascadia Mono" w:eastAsiaTheme="minorHAnsi" w:hAnsi="Cascadia Mono" w:cs="Cascadia Mono"/>
-          <w:color w:val="000000"/>
-          <w:sz w:val="19"/>
-          <w:szCs w:val="19"/>
-          <w14:ligatures w14:val="standardContextual"/>
-        </w:rPr>
-        <w:t xml:space="preserve"> </w:t>
-      </w:r>
-      <w:r>
-        <w:rPr>
-          <w:rFonts w:ascii="Cascadia Mono" w:eastAsiaTheme="minorHAnsi" w:hAnsi="Cascadia Mono" w:cs="Cascadia Mono"/>
-          <w:color w:val="008080"/>
-          <w:sz w:val="19"/>
-          <w:szCs w:val="19"/>
-          <w14:ligatures w14:val="standardContextual"/>
-        </w:rPr>
-        <w:t>&lt;&lt;</w:t>
-      </w:r>
-      <w:r>
-        <w:rPr>
-          <w:rFonts w:ascii="Cascadia Mono" w:eastAsiaTheme="minorHAnsi" w:hAnsi="Cascadia Mono" w:cs="Cascadia Mono"/>
-          <w:color w:val="000000"/>
-          <w:sz w:val="19"/>
-          <w:szCs w:val="19"/>
-          <w14:ligatures w14:val="standardContextual"/>
-        </w:rPr>
-        <w:t xml:space="preserve"> </w:t>
-      </w:r>
-      <w:proofErr w:type="spellStart"/>
-      <w:proofErr w:type="gramStart"/>
-      <w:r>
-        <w:rPr>
-          <w:rFonts w:ascii="Cascadia Mono" w:eastAsiaTheme="minorHAnsi" w:hAnsi="Cascadia Mono" w:cs="Cascadia Mono"/>
-          <w:color w:val="000000"/>
-          <w:sz w:val="19"/>
-          <w:szCs w:val="19"/>
-          <w14:ligatures w14:val="standardContextual"/>
-        </w:rPr>
-        <w:t>std</w:t>
-      </w:r>
-      <w:proofErr w:type="spellEnd"/>
-      <w:r>
-        <w:rPr>
-          <w:rFonts w:ascii="Cascadia Mono" w:eastAsiaTheme="minorHAnsi" w:hAnsi="Cascadia Mono" w:cs="Cascadia Mono"/>
-          <w:color w:val="000000"/>
-          <w:sz w:val="19"/>
-          <w:szCs w:val="19"/>
-          <w14:ligatures w14:val="standardContextual"/>
-        </w:rPr>
-        <w:t>::</w:t>
-      </w:r>
-      <w:proofErr w:type="spellStart"/>
-      <w:proofErr w:type="gramEnd"/>
-      <w:r>
-        <w:rPr>
-          <w:rFonts w:ascii="Cascadia Mono" w:eastAsiaTheme="minorHAnsi" w:hAnsi="Cascadia Mono" w:cs="Cascadia Mono"/>
-          <w:color w:val="000000"/>
-          <w:sz w:val="19"/>
-          <w:szCs w:val="19"/>
-          <w14:ligatures w14:val="standardContextual"/>
-        </w:rPr>
-        <w:t>endl</w:t>
-      </w:r>
-      <w:proofErr w:type="spellEnd"/>
-      <w:r>
-        <w:rPr>
-          <w:rFonts w:ascii="Cascadia Mono" w:eastAsiaTheme="minorHAnsi" w:hAnsi="Cascadia Mono" w:cs="Cascadia Mono"/>
-          <w:color w:val="000000"/>
-          <w:sz w:val="19"/>
-          <w:szCs w:val="19"/>
-          <w14:ligatures w14:val="standardContextual"/>
-        </w:rPr>
-        <w:t>;</w:t>
+          <w14:ligatures w14:val="standardContextual"/>
+        </w:rPr>
+        <w:t xml:space="preserve"> std::endl;</w:t>
       </w:r>
     </w:p>
     <w:p>
@@ -2976,34 +2083,8 @@
           <w:lang w:val="en-US"/>
           <w14:ligatures w14:val="standardContextual"/>
         </w:rPr>
-        <w:t xml:space="preserve"> </w:t>
-      </w:r>
-      <w:proofErr w:type="spellStart"/>
-      <w:proofErr w:type="gramStart"/>
-      <w:r>
-        <w:rPr>
-          <w:rFonts w:ascii="Cascadia Mono" w:eastAsiaTheme="minorHAnsi" w:hAnsi="Cascadia Mono" w:cs="Cascadia Mono"/>
-          <w:color w:val="000000"/>
-          <w:sz w:val="19"/>
-          <w:szCs w:val="19"/>
-          <w:lang w:val="en-US"/>
-          <w14:ligatures w14:val="standardContextual"/>
-        </w:rPr>
-        <w:t>matrixMultiplySharedKernel</w:t>
-      </w:r>
-      <w:proofErr w:type="spellEnd"/>
-      <w:r>
-        <w:rPr>
-          <w:rFonts w:ascii="Cascadia Mono" w:eastAsiaTheme="minorHAnsi" w:hAnsi="Cascadia Mono" w:cs="Cascadia Mono"/>
-          <w:color w:val="000000"/>
-          <w:sz w:val="19"/>
-          <w:szCs w:val="19"/>
-          <w:lang w:val="en-US"/>
-          <w14:ligatures w14:val="standardContextual"/>
-        </w:rPr>
-        <w:t>(</w:t>
-      </w:r>
-      <w:proofErr w:type="gramEnd"/>
+        <w:t xml:space="preserve"> matrixMultiplySharedKernel(</w:t>
+      </w:r>
       <w:r>
         <w:rPr>
           <w:rFonts w:ascii="Cascadia Mono" w:eastAsiaTheme="minorHAnsi" w:hAnsi="Cascadia Mono" w:cs="Cascadia Mono"/>
@@ -3185,7 +2266,6 @@
         </w:rPr>
         <w:t xml:space="preserve"> </w:t>
       </w:r>
-      <w:proofErr w:type="spellStart"/>
       <w:r>
         <w:rPr>
           <w:rFonts w:ascii="Cascadia Mono" w:eastAsiaTheme="minorHAnsi" w:hAnsi="Cascadia Mono" w:cs="Cascadia Mono"/>
@@ -3197,7 +2277,6 @@
         </w:rPr>
         <w:t>rowsA</w:t>
       </w:r>
-      <w:proofErr w:type="spellEnd"/>
       <w:r>
         <w:rPr>
           <w:rFonts w:ascii="Cascadia Mono" w:eastAsiaTheme="minorHAnsi" w:hAnsi="Cascadia Mono" w:cs="Cascadia Mono"/>
@@ -3231,7 +2310,6 @@
         </w:rPr>
         <w:t xml:space="preserve"> </w:t>
       </w:r>
-      <w:proofErr w:type="spellStart"/>
       <w:r>
         <w:rPr>
           <w:rFonts w:ascii="Cascadia Mono" w:eastAsiaTheme="minorHAnsi" w:hAnsi="Cascadia Mono" w:cs="Cascadia Mono"/>
@@ -3243,7 +2321,6 @@
         </w:rPr>
         <w:t>colsA</w:t>
       </w:r>
-      <w:proofErr w:type="spellEnd"/>
       <w:r>
         <w:rPr>
           <w:rFonts w:ascii="Cascadia Mono" w:eastAsiaTheme="minorHAnsi" w:hAnsi="Cascadia Mono" w:cs="Cascadia Mono"/>
@@ -3277,7 +2354,6 @@
         </w:rPr>
         <w:t xml:space="preserve"> </w:t>
       </w:r>
-      <w:proofErr w:type="spellStart"/>
       <w:r>
         <w:rPr>
           <w:rFonts w:ascii="Cascadia Mono" w:eastAsiaTheme="minorHAnsi" w:hAnsi="Cascadia Mono" w:cs="Cascadia Mono"/>
@@ -3289,7 +2365,6 @@
         </w:rPr>
         <w:t>colsB</w:t>
       </w:r>
-      <w:proofErr w:type="spellEnd"/>
       <w:r>
         <w:rPr>
           <w:rFonts w:ascii="Cascadia Mono" w:eastAsiaTheme="minorHAnsi" w:hAnsi="Cascadia Mono" w:cs="Cascadia Mono"/>
@@ -3370,44 +2445,7 @@
           <w:lang w:val="en-US"/>
           <w14:ligatures w14:val="standardContextual"/>
         </w:rPr>
-        <w:t xml:space="preserve"> </w:t>
-      </w:r>
-      <w:proofErr w:type="spellStart"/>
-      <w:proofErr w:type="gramStart"/>
-      <w:r>
-        <w:rPr>
-          <w:rFonts w:ascii="Cascadia Mono" w:eastAsiaTheme="minorHAnsi" w:hAnsi="Cascadia Mono" w:cs="Cascadia Mono"/>
-          <w:color w:val="000000"/>
-          <w:sz w:val="19"/>
-          <w:szCs w:val="19"/>
-          <w:lang w:val="en-US"/>
-          <w14:ligatures w14:val="standardContextual"/>
-        </w:rPr>
-        <w:t>sA</w:t>
-      </w:r>
-      <w:proofErr w:type="spellEnd"/>
-      <w:r>
-        <w:rPr>
-          <w:rFonts w:ascii="Cascadia Mono" w:eastAsiaTheme="minorHAnsi" w:hAnsi="Cascadia Mono" w:cs="Cascadia Mono"/>
-          <w:color w:val="000000"/>
-          <w:sz w:val="19"/>
-          <w:szCs w:val="19"/>
-          <w:lang w:val="en-US"/>
-          <w14:ligatures w14:val="standardContextual"/>
-        </w:rPr>
-        <w:t>[</w:t>
-      </w:r>
-      <w:proofErr w:type="gramEnd"/>
-      <w:r>
-        <w:rPr>
-          <w:rFonts w:ascii="Cascadia Mono" w:eastAsiaTheme="minorHAnsi" w:hAnsi="Cascadia Mono" w:cs="Cascadia Mono"/>
-          <w:color w:val="000000"/>
-          <w:sz w:val="19"/>
-          <w:szCs w:val="19"/>
-          <w:lang w:val="en-US"/>
-          <w14:ligatures w14:val="standardContextual"/>
-        </w:rPr>
-        <w:t>16][16];</w:t>
+        <w:t xml:space="preserve"> sA[16][16];</w:t>
       </w:r>
     </w:p>
     <w:p>
@@ -3478,44 +2516,7 @@
           <w:lang w:val="en-US"/>
           <w14:ligatures w14:val="standardContextual"/>
         </w:rPr>
-        <w:t xml:space="preserve"> </w:t>
-      </w:r>
-      <w:proofErr w:type="spellStart"/>
-      <w:proofErr w:type="gramStart"/>
-      <w:r>
-        <w:rPr>
-          <w:rFonts w:ascii="Cascadia Mono" w:eastAsiaTheme="minorHAnsi" w:hAnsi="Cascadia Mono" w:cs="Cascadia Mono"/>
-          <w:color w:val="000000"/>
-          <w:sz w:val="19"/>
-          <w:szCs w:val="19"/>
-          <w:lang w:val="en-US"/>
-          <w14:ligatures w14:val="standardContextual"/>
-        </w:rPr>
-        <w:t>sB</w:t>
-      </w:r>
-      <w:proofErr w:type="spellEnd"/>
-      <w:r>
-        <w:rPr>
-          <w:rFonts w:ascii="Cascadia Mono" w:eastAsiaTheme="minorHAnsi" w:hAnsi="Cascadia Mono" w:cs="Cascadia Mono"/>
-          <w:color w:val="000000"/>
-          <w:sz w:val="19"/>
-          <w:szCs w:val="19"/>
-          <w:lang w:val="en-US"/>
-          <w14:ligatures w14:val="standardContextual"/>
-        </w:rPr>
-        <w:t>[</w:t>
-      </w:r>
-      <w:proofErr w:type="gramEnd"/>
-      <w:r>
-        <w:rPr>
-          <w:rFonts w:ascii="Cascadia Mono" w:eastAsiaTheme="minorHAnsi" w:hAnsi="Cascadia Mono" w:cs="Cascadia Mono"/>
-          <w:color w:val="000000"/>
-          <w:sz w:val="19"/>
-          <w:szCs w:val="19"/>
-          <w:lang w:val="en-US"/>
-          <w14:ligatures w14:val="standardContextual"/>
-        </w:rPr>
-        <w:t>16][16];</w:t>
+        <w:t xml:space="preserve"> sB[16][16];</w:t>
       </w:r>
     </w:p>
     <w:p>
@@ -3580,79 +2581,7 @@
           <w:lang w:val="en-US"/>
           <w14:ligatures w14:val="standardContextual"/>
         </w:rPr>
-        <w:t xml:space="preserve"> row = </w:t>
-      </w:r>
-      <w:proofErr w:type="spellStart"/>
-      <w:r>
-        <w:rPr>
-          <w:rFonts w:ascii="Cascadia Mono" w:eastAsiaTheme="minorHAnsi" w:hAnsi="Cascadia Mono" w:cs="Cascadia Mono"/>
-          <w:color w:val="000000"/>
-          <w:sz w:val="19"/>
-          <w:szCs w:val="19"/>
-          <w:lang w:val="en-US"/>
-          <w14:ligatures w14:val="standardContextual"/>
-        </w:rPr>
-        <w:t>blockIdx.y</w:t>
-      </w:r>
-      <w:proofErr w:type="spellEnd"/>
-      <w:r>
-        <w:rPr>
-          <w:rFonts w:ascii="Cascadia Mono" w:eastAsiaTheme="minorHAnsi" w:hAnsi="Cascadia Mono" w:cs="Cascadia Mono"/>
-          <w:color w:val="000000"/>
-          <w:sz w:val="19"/>
-          <w:szCs w:val="19"/>
-          <w:lang w:val="en-US"/>
-          <w14:ligatures w14:val="standardContextual"/>
-        </w:rPr>
-        <w:t xml:space="preserve"> * </w:t>
-      </w:r>
-      <w:proofErr w:type="spellStart"/>
-      <w:r>
-        <w:rPr>
-          <w:rFonts w:ascii="Cascadia Mono" w:eastAsiaTheme="minorHAnsi" w:hAnsi="Cascadia Mono" w:cs="Cascadia Mono"/>
-          <w:color w:val="000000"/>
-          <w:sz w:val="19"/>
-          <w:szCs w:val="19"/>
-          <w:lang w:val="en-US"/>
-          <w14:ligatures w14:val="standardContextual"/>
-        </w:rPr>
-        <w:t>blockDim.y</w:t>
-      </w:r>
-      <w:proofErr w:type="spellEnd"/>
-      <w:r>
-        <w:rPr>
-          <w:rFonts w:ascii="Cascadia Mono" w:eastAsiaTheme="minorHAnsi" w:hAnsi="Cascadia Mono" w:cs="Cascadia Mono"/>
-          <w:color w:val="000000"/>
-          <w:sz w:val="19"/>
-          <w:szCs w:val="19"/>
-          <w:lang w:val="en-US"/>
-          <w14:ligatures w14:val="standardContextual"/>
-        </w:rPr>
-        <w:t xml:space="preserve"> + </w:t>
-      </w:r>
-      <w:proofErr w:type="spellStart"/>
-      <w:r>
-        <w:rPr>
-          <w:rFonts w:ascii="Cascadia Mono" w:eastAsiaTheme="minorHAnsi" w:hAnsi="Cascadia Mono" w:cs="Cascadia Mono"/>
-          <w:color w:val="000000"/>
-          <w:sz w:val="19"/>
-          <w:szCs w:val="19"/>
-          <w:lang w:val="en-US"/>
-          <w14:ligatures w14:val="standardContextual"/>
-        </w:rPr>
-        <w:t>threadIdx.y</w:t>
-      </w:r>
-      <w:proofErr w:type="spellEnd"/>
-      <w:r>
-        <w:rPr>
-          <w:rFonts w:ascii="Cascadia Mono" w:eastAsiaTheme="minorHAnsi" w:hAnsi="Cascadia Mono" w:cs="Cascadia Mono"/>
-          <w:color w:val="000000"/>
-          <w:sz w:val="19"/>
-          <w:szCs w:val="19"/>
-          <w:lang w:val="en-US"/>
-          <w14:ligatures w14:val="standardContextual"/>
-        </w:rPr>
-        <w:t>;</w:t>
+        <w:t xml:space="preserve"> row = blockIdx.y * blockDim.y + threadIdx.y;</w:t>
       </w:r>
     </w:p>
     <w:p>
@@ -3701,79 +2630,7 @@
           <w:lang w:val="en-US"/>
           <w14:ligatures w14:val="standardContextual"/>
         </w:rPr>
-        <w:t xml:space="preserve"> col = </w:t>
-      </w:r>
-      <w:proofErr w:type="spellStart"/>
-      <w:r>
-        <w:rPr>
-          <w:rFonts w:ascii="Cascadia Mono" w:eastAsiaTheme="minorHAnsi" w:hAnsi="Cascadia Mono" w:cs="Cascadia Mono"/>
-          <w:color w:val="000000"/>
-          <w:sz w:val="19"/>
-          <w:szCs w:val="19"/>
-          <w:lang w:val="en-US"/>
-          <w14:ligatures w14:val="standardContextual"/>
-        </w:rPr>
-        <w:t>blockIdx.x</w:t>
-      </w:r>
-      <w:proofErr w:type="spellEnd"/>
-      <w:r>
-        <w:rPr>
-          <w:rFonts w:ascii="Cascadia Mono" w:eastAsiaTheme="minorHAnsi" w:hAnsi="Cascadia Mono" w:cs="Cascadia Mono"/>
-          <w:color w:val="000000"/>
-          <w:sz w:val="19"/>
-          <w:szCs w:val="19"/>
-          <w:lang w:val="en-US"/>
-          <w14:ligatures w14:val="standardContextual"/>
-        </w:rPr>
-        <w:t xml:space="preserve"> * </w:t>
-      </w:r>
-      <w:proofErr w:type="spellStart"/>
-      <w:r>
-        <w:rPr>
-          <w:rFonts w:ascii="Cascadia Mono" w:eastAsiaTheme="minorHAnsi" w:hAnsi="Cascadia Mono" w:cs="Cascadia Mono"/>
-          <w:color w:val="000000"/>
-          <w:sz w:val="19"/>
-          <w:szCs w:val="19"/>
-          <w:lang w:val="en-US"/>
-          <w14:ligatures w14:val="standardContextual"/>
-        </w:rPr>
-        <w:t>blockDim.x</w:t>
-      </w:r>
-      <w:proofErr w:type="spellEnd"/>
-      <w:r>
-        <w:rPr>
-          <w:rFonts w:ascii="Cascadia Mono" w:eastAsiaTheme="minorHAnsi" w:hAnsi="Cascadia Mono" w:cs="Cascadia Mono"/>
-          <w:color w:val="000000"/>
-          <w:sz w:val="19"/>
-          <w:szCs w:val="19"/>
-          <w:lang w:val="en-US"/>
-          <w14:ligatures w14:val="standardContextual"/>
-        </w:rPr>
-        <w:t xml:space="preserve"> + </w:t>
-      </w:r>
-      <w:proofErr w:type="spellStart"/>
-      <w:r>
-        <w:rPr>
-          <w:rFonts w:ascii="Cascadia Mono" w:eastAsiaTheme="minorHAnsi" w:hAnsi="Cascadia Mono" w:cs="Cascadia Mono"/>
-          <w:color w:val="000000"/>
-          <w:sz w:val="19"/>
-          <w:szCs w:val="19"/>
-          <w:lang w:val="en-US"/>
-          <w14:ligatures w14:val="standardContextual"/>
-        </w:rPr>
-        <w:t>threadIdx.x</w:t>
-      </w:r>
-      <w:proofErr w:type="spellEnd"/>
-      <w:r>
-        <w:rPr>
-          <w:rFonts w:ascii="Cascadia Mono" w:eastAsiaTheme="minorHAnsi" w:hAnsi="Cascadia Mono" w:cs="Cascadia Mono"/>
-          <w:color w:val="000000"/>
-          <w:sz w:val="19"/>
-          <w:szCs w:val="19"/>
-          <w:lang w:val="en-US"/>
-          <w14:ligatures w14:val="standardContextual"/>
-        </w:rPr>
-        <w:t>;</w:t>
+        <w:t xml:space="preserve"> col = blockIdx.x * blockDim.x + threadIdx.x;</w:t>
       </w:r>
     </w:p>
     <w:p>
@@ -3911,7 +2768,6 @@
         </w:rPr>
         <w:t xml:space="preserve"> tile = 0; tile &lt; (</w:t>
       </w:r>
-      <w:proofErr w:type="spellStart"/>
       <w:r>
         <w:rPr>
           <w:rFonts w:ascii="Cascadia Mono" w:eastAsiaTheme="minorHAnsi" w:hAnsi="Cascadia Mono" w:cs="Cascadia Mono"/>
@@ -3923,65 +2779,16 @@
         </w:rPr>
         <w:t>colsA</w:t>
       </w:r>
-      <w:proofErr w:type="spellEnd"/>
-      <w:r>
-        <w:rPr>
-          <w:rFonts w:ascii="Cascadia Mono" w:eastAsiaTheme="minorHAnsi" w:hAnsi="Cascadia Mono" w:cs="Cascadia Mono"/>
-          <w:color w:val="000000"/>
-          <w:sz w:val="19"/>
-          <w:szCs w:val="19"/>
-          <w:lang w:val="en-US"/>
-          <w14:ligatures w14:val="standardContextual"/>
-        </w:rPr>
-        <w:t xml:space="preserve"> + </w:t>
-      </w:r>
-      <w:proofErr w:type="spellStart"/>
-      <w:r>
-        <w:rPr>
-          <w:rFonts w:ascii="Cascadia Mono" w:eastAsiaTheme="minorHAnsi" w:hAnsi="Cascadia Mono" w:cs="Cascadia Mono"/>
-          <w:color w:val="000000"/>
-          <w:sz w:val="19"/>
-          <w:szCs w:val="19"/>
-          <w:lang w:val="en-US"/>
-          <w14:ligatures w14:val="standardContextual"/>
-        </w:rPr>
-        <w:t>blockDim.x</w:t>
-      </w:r>
-      <w:proofErr w:type="spellEnd"/>
-      <w:r>
-        <w:rPr>
-          <w:rFonts w:ascii="Cascadia Mono" w:eastAsiaTheme="minorHAnsi" w:hAnsi="Cascadia Mono" w:cs="Cascadia Mono"/>
-          <w:color w:val="000000"/>
-          <w:sz w:val="19"/>
-          <w:szCs w:val="19"/>
-          <w:lang w:val="en-US"/>
-          <w14:ligatures w14:val="standardContextual"/>
-        </w:rPr>
-        <w:t xml:space="preserve"> - 1) / </w:t>
-      </w:r>
-      <w:proofErr w:type="spellStart"/>
-      <w:r>
-        <w:rPr>
-          <w:rFonts w:ascii="Cascadia Mono" w:eastAsiaTheme="minorHAnsi" w:hAnsi="Cascadia Mono" w:cs="Cascadia Mono"/>
-          <w:color w:val="000000"/>
-          <w:sz w:val="19"/>
-          <w:szCs w:val="19"/>
-          <w:lang w:val="en-US"/>
-          <w14:ligatures w14:val="standardContextual"/>
-        </w:rPr>
-        <w:t>blockDim.x</w:t>
-      </w:r>
-      <w:proofErr w:type="spellEnd"/>
-      <w:r>
-        <w:rPr>
-          <w:rFonts w:ascii="Cascadia Mono" w:eastAsiaTheme="minorHAnsi" w:hAnsi="Cascadia Mono" w:cs="Cascadia Mono"/>
-          <w:color w:val="000000"/>
-          <w:sz w:val="19"/>
-          <w:szCs w:val="19"/>
-          <w:lang w:val="en-US"/>
-          <w14:ligatures w14:val="standardContextual"/>
-        </w:rPr>
-        <w:t>; ++tile) {</w:t>
+      <w:r>
+        <w:rPr>
+          <w:rFonts w:ascii="Cascadia Mono" w:eastAsiaTheme="minorHAnsi" w:hAnsi="Cascadia Mono" w:cs="Cascadia Mono"/>
+          <w:color w:val="000000"/>
+          <w:sz w:val="19"/>
+          <w:szCs w:val="19"/>
+          <w:lang w:val="en-US"/>
+          <w14:ligatures w14:val="standardContextual"/>
+        </w:rPr>
+        <w:t xml:space="preserve"> + blockDim.x - 1) / blockDim.x; ++tile) {</w:t>
       </w:r>
     </w:p>
     <w:p>
@@ -4042,7 +2849,6 @@
         </w:rPr>
         <w:t xml:space="preserve"> </w:t>
       </w:r>
-      <w:proofErr w:type="spellStart"/>
       <w:r>
         <w:rPr>
           <w:rFonts w:ascii="Cascadia Mono" w:eastAsiaTheme="minorHAnsi" w:hAnsi="Cascadia Mono" w:cs="Cascadia Mono"/>
@@ -4053,7 +2859,6 @@
         </w:rPr>
         <w:t>тайлов</w:t>
       </w:r>
-      <w:proofErr w:type="spellEnd"/>
       <w:r>
         <w:rPr>
           <w:rFonts w:ascii="Cascadia Mono" w:eastAsiaTheme="minorHAnsi" w:hAnsi="Cascadia Mono" w:cs="Cascadia Mono"/>
@@ -4133,79 +2938,7 @@
           <w:lang w:val="en-US"/>
           <w14:ligatures w14:val="standardContextual"/>
         </w:rPr>
-        <w:t xml:space="preserve"> </w:t>
-      </w:r>
-      <w:proofErr w:type="spellStart"/>
-      <w:r>
-        <w:rPr>
-          <w:rFonts w:ascii="Cascadia Mono" w:eastAsiaTheme="minorHAnsi" w:hAnsi="Cascadia Mono" w:cs="Cascadia Mono"/>
-          <w:color w:val="000000"/>
-          <w:sz w:val="19"/>
-          <w:szCs w:val="19"/>
-          <w:lang w:val="en-US"/>
-          <w14:ligatures w14:val="standardContextual"/>
-        </w:rPr>
-        <w:t>tiledCol</w:t>
-      </w:r>
-      <w:proofErr w:type="spellEnd"/>
-      <w:r>
-        <w:rPr>
-          <w:rFonts w:ascii="Cascadia Mono" w:eastAsiaTheme="minorHAnsi" w:hAnsi="Cascadia Mono" w:cs="Cascadia Mono"/>
-          <w:color w:val="000000"/>
-          <w:sz w:val="19"/>
-          <w:szCs w:val="19"/>
-          <w:lang w:val="en-US"/>
-          <w14:ligatures w14:val="standardContextual"/>
-        </w:rPr>
-        <w:t xml:space="preserve"> = tile * </w:t>
-      </w:r>
-      <w:proofErr w:type="spellStart"/>
-      <w:r>
-        <w:rPr>
-          <w:rFonts w:ascii="Cascadia Mono" w:eastAsiaTheme="minorHAnsi" w:hAnsi="Cascadia Mono" w:cs="Cascadia Mono"/>
-          <w:color w:val="000000"/>
-          <w:sz w:val="19"/>
-          <w:szCs w:val="19"/>
-          <w:lang w:val="en-US"/>
-          <w14:ligatures w14:val="standardContextual"/>
-        </w:rPr>
-        <w:t>blockDim.x</w:t>
-      </w:r>
-      <w:proofErr w:type="spellEnd"/>
-      <w:r>
-        <w:rPr>
-          <w:rFonts w:ascii="Cascadia Mono" w:eastAsiaTheme="minorHAnsi" w:hAnsi="Cascadia Mono" w:cs="Cascadia Mono"/>
-          <w:color w:val="000000"/>
-          <w:sz w:val="19"/>
-          <w:szCs w:val="19"/>
-          <w:lang w:val="en-US"/>
-          <w14:ligatures w14:val="standardContextual"/>
-        </w:rPr>
-        <w:t xml:space="preserve"> + </w:t>
-      </w:r>
-      <w:proofErr w:type="spellStart"/>
-      <w:r>
-        <w:rPr>
-          <w:rFonts w:ascii="Cascadia Mono" w:eastAsiaTheme="minorHAnsi" w:hAnsi="Cascadia Mono" w:cs="Cascadia Mono"/>
-          <w:color w:val="000000"/>
-          <w:sz w:val="19"/>
-          <w:szCs w:val="19"/>
-          <w:lang w:val="en-US"/>
-          <w14:ligatures w14:val="standardContextual"/>
-        </w:rPr>
-        <w:t>threadIdx.x</w:t>
-      </w:r>
-      <w:proofErr w:type="spellEnd"/>
-      <w:r>
-        <w:rPr>
-          <w:rFonts w:ascii="Cascadia Mono" w:eastAsiaTheme="minorHAnsi" w:hAnsi="Cascadia Mono" w:cs="Cascadia Mono"/>
-          <w:color w:val="000000"/>
-          <w:sz w:val="19"/>
-          <w:szCs w:val="19"/>
-          <w:lang w:val="en-US"/>
-          <w14:ligatures w14:val="standardContextual"/>
-        </w:rPr>
-        <w:t>;</w:t>
+        <w:t xml:space="preserve"> tiledCol = tile * blockDim.x + threadIdx.x;</w:t>
       </w:r>
     </w:p>
     <w:p>
@@ -4254,79 +2987,7 @@
           <w:lang w:val="en-US"/>
           <w14:ligatures w14:val="standardContextual"/>
         </w:rPr>
-        <w:t xml:space="preserve"> </w:t>
-      </w:r>
-      <w:proofErr w:type="spellStart"/>
-      <w:r>
-        <w:rPr>
-          <w:rFonts w:ascii="Cascadia Mono" w:eastAsiaTheme="minorHAnsi" w:hAnsi="Cascadia Mono" w:cs="Cascadia Mono"/>
-          <w:color w:val="000000"/>
-          <w:sz w:val="19"/>
-          <w:szCs w:val="19"/>
-          <w:lang w:val="en-US"/>
-          <w14:ligatures w14:val="standardContextual"/>
-        </w:rPr>
-        <w:t>tiledRow</w:t>
-      </w:r>
-      <w:proofErr w:type="spellEnd"/>
-      <w:r>
-        <w:rPr>
-          <w:rFonts w:ascii="Cascadia Mono" w:eastAsiaTheme="minorHAnsi" w:hAnsi="Cascadia Mono" w:cs="Cascadia Mono"/>
-          <w:color w:val="000000"/>
-          <w:sz w:val="19"/>
-          <w:szCs w:val="19"/>
-          <w:lang w:val="en-US"/>
-          <w14:ligatures w14:val="standardContextual"/>
-        </w:rPr>
-        <w:t xml:space="preserve"> = tile * </w:t>
-      </w:r>
-      <w:proofErr w:type="spellStart"/>
-      <w:r>
-        <w:rPr>
-          <w:rFonts w:ascii="Cascadia Mono" w:eastAsiaTheme="minorHAnsi" w:hAnsi="Cascadia Mono" w:cs="Cascadia Mono"/>
-          <w:color w:val="000000"/>
-          <w:sz w:val="19"/>
-          <w:szCs w:val="19"/>
-          <w:lang w:val="en-US"/>
-          <w14:ligatures w14:val="standardContextual"/>
-        </w:rPr>
-        <w:t>blockDim.y</w:t>
-      </w:r>
-      <w:proofErr w:type="spellEnd"/>
-      <w:r>
-        <w:rPr>
-          <w:rFonts w:ascii="Cascadia Mono" w:eastAsiaTheme="minorHAnsi" w:hAnsi="Cascadia Mono" w:cs="Cascadia Mono"/>
-          <w:color w:val="000000"/>
-          <w:sz w:val="19"/>
-          <w:szCs w:val="19"/>
-          <w:lang w:val="en-US"/>
-          <w14:ligatures w14:val="standardContextual"/>
-        </w:rPr>
-        <w:t xml:space="preserve"> + </w:t>
-      </w:r>
-      <w:proofErr w:type="spellStart"/>
-      <w:r>
-        <w:rPr>
-          <w:rFonts w:ascii="Cascadia Mono" w:eastAsiaTheme="minorHAnsi" w:hAnsi="Cascadia Mono" w:cs="Cascadia Mono"/>
-          <w:color w:val="000000"/>
-          <w:sz w:val="19"/>
-          <w:szCs w:val="19"/>
-          <w:lang w:val="en-US"/>
-          <w14:ligatures w14:val="standardContextual"/>
-        </w:rPr>
-        <w:t>threadIdx.y</w:t>
-      </w:r>
-      <w:proofErr w:type="spellEnd"/>
-      <w:r>
-        <w:rPr>
-          <w:rFonts w:ascii="Cascadia Mono" w:eastAsiaTheme="minorHAnsi" w:hAnsi="Cascadia Mono" w:cs="Cascadia Mono"/>
-          <w:color w:val="000000"/>
-          <w:sz w:val="19"/>
-          <w:szCs w:val="19"/>
-          <w:lang w:val="en-US"/>
-          <w14:ligatures w14:val="standardContextual"/>
-        </w:rPr>
-        <w:t>;</w:t>
+        <w:t xml:space="preserve"> tiledRow = tile * blockDim.y + threadIdx.y;</w:t>
       </w:r>
     </w:p>
     <w:p>
@@ -4369,83 +3030,8 @@
           <w:lang w:val="en-US"/>
           <w14:ligatures w14:val="standardContextual"/>
         </w:rPr>
-        <w:t xml:space="preserve">        </w:t>
-      </w:r>
-      <w:proofErr w:type="spellStart"/>
-      <w:proofErr w:type="gramStart"/>
-      <w:r>
-        <w:rPr>
-          <w:rFonts w:ascii="Cascadia Mono" w:eastAsiaTheme="minorHAnsi" w:hAnsi="Cascadia Mono" w:cs="Cascadia Mono"/>
-          <w:color w:val="000000"/>
-          <w:sz w:val="19"/>
-          <w:szCs w:val="19"/>
-          <w:lang w:val="en-US"/>
-          <w14:ligatures w14:val="standardContextual"/>
-        </w:rPr>
-        <w:t>sA</w:t>
-      </w:r>
-      <w:proofErr w:type="spellEnd"/>
-      <w:r>
-        <w:rPr>
-          <w:rFonts w:ascii="Cascadia Mono" w:eastAsiaTheme="minorHAnsi" w:hAnsi="Cascadia Mono" w:cs="Cascadia Mono"/>
-          <w:color w:val="000000"/>
-          <w:sz w:val="19"/>
-          <w:szCs w:val="19"/>
-          <w:lang w:val="en-US"/>
-          <w14:ligatures w14:val="standardContextual"/>
-        </w:rPr>
-        <w:t>[</w:t>
-      </w:r>
-      <w:proofErr w:type="spellStart"/>
-      <w:r>
-        <w:rPr>
-          <w:rFonts w:ascii="Cascadia Mono" w:eastAsiaTheme="minorHAnsi" w:hAnsi="Cascadia Mono" w:cs="Cascadia Mono"/>
-          <w:color w:val="000000"/>
-          <w:sz w:val="19"/>
-          <w:szCs w:val="19"/>
-          <w:lang w:val="en-US"/>
-          <w14:ligatures w14:val="standardContextual"/>
-        </w:rPr>
-        <w:t>threadIdx.y</w:t>
-      </w:r>
-      <w:proofErr w:type="spellEnd"/>
-      <w:r>
-        <w:rPr>
-          <w:rFonts w:ascii="Cascadia Mono" w:eastAsiaTheme="minorHAnsi" w:hAnsi="Cascadia Mono" w:cs="Cascadia Mono"/>
-          <w:color w:val="000000"/>
-          <w:sz w:val="19"/>
-          <w:szCs w:val="19"/>
-          <w:lang w:val="en-US"/>
-          <w14:ligatures w14:val="standardContextual"/>
-        </w:rPr>
-        <w:t>][</w:t>
-      </w:r>
-      <w:proofErr w:type="spellStart"/>
-      <w:proofErr w:type="gramEnd"/>
-      <w:r>
-        <w:rPr>
-          <w:rFonts w:ascii="Cascadia Mono" w:eastAsiaTheme="minorHAnsi" w:hAnsi="Cascadia Mono" w:cs="Cascadia Mono"/>
-          <w:color w:val="000000"/>
-          <w:sz w:val="19"/>
-          <w:szCs w:val="19"/>
-          <w:lang w:val="en-US"/>
-          <w14:ligatures w14:val="standardContextual"/>
-        </w:rPr>
-        <w:t>threadIdx.x</w:t>
-      </w:r>
-      <w:proofErr w:type="spellEnd"/>
-      <w:r>
-        <w:rPr>
-          <w:rFonts w:ascii="Cascadia Mono" w:eastAsiaTheme="minorHAnsi" w:hAnsi="Cascadia Mono" w:cs="Cascadia Mono"/>
-          <w:color w:val="000000"/>
-          <w:sz w:val="19"/>
-          <w:szCs w:val="19"/>
-          <w:lang w:val="en-US"/>
-          <w14:ligatures w14:val="standardContextual"/>
-        </w:rPr>
-        <w:t xml:space="preserve">] = (row &lt; </w:t>
-      </w:r>
-      <w:proofErr w:type="spellStart"/>
+        <w:t xml:space="preserve">        sA[threadIdx.y][threadIdx.x] = (row &lt; </w:t>
+      </w:r>
       <w:r>
         <w:rPr>
           <w:rFonts w:ascii="Cascadia Mono" w:eastAsiaTheme="minorHAnsi" w:hAnsi="Cascadia Mono" w:cs="Cascadia Mono"/>
@@ -4457,43 +3043,17 @@
         </w:rPr>
         <w:t>rowsA</w:t>
       </w:r>
-      <w:proofErr w:type="spellEnd"/>
-      <w:r>
-        <w:rPr>
-          <w:rFonts w:ascii="Cascadia Mono" w:eastAsiaTheme="minorHAnsi" w:hAnsi="Cascadia Mono" w:cs="Cascadia Mono"/>
-          <w:color w:val="000000"/>
-          <w:sz w:val="19"/>
-          <w:szCs w:val="19"/>
-          <w:lang w:val="en-US"/>
-          <w14:ligatures w14:val="standardContextual"/>
-        </w:rPr>
-        <w:t xml:space="preserve"> &amp;&amp; </w:t>
-      </w:r>
-      <w:proofErr w:type="spellStart"/>
-      <w:r>
-        <w:rPr>
-          <w:rFonts w:ascii="Cascadia Mono" w:eastAsiaTheme="minorHAnsi" w:hAnsi="Cascadia Mono" w:cs="Cascadia Mono"/>
-          <w:color w:val="000000"/>
-          <w:sz w:val="19"/>
-          <w:szCs w:val="19"/>
-          <w:lang w:val="en-US"/>
-          <w14:ligatures w14:val="standardContextual"/>
-        </w:rPr>
-        <w:t>tiledCol</w:t>
-      </w:r>
-      <w:proofErr w:type="spellEnd"/>
-      <w:r>
-        <w:rPr>
-          <w:rFonts w:ascii="Cascadia Mono" w:eastAsiaTheme="minorHAnsi" w:hAnsi="Cascadia Mono" w:cs="Cascadia Mono"/>
-          <w:color w:val="000000"/>
-          <w:sz w:val="19"/>
-          <w:szCs w:val="19"/>
-          <w:lang w:val="en-US"/>
-          <w14:ligatures w14:val="standardContextual"/>
-        </w:rPr>
-        <w:t xml:space="preserve"> &lt; </w:t>
-      </w:r>
-      <w:proofErr w:type="spellStart"/>
+      <w:r>
+        <w:rPr>
+          <w:rFonts w:ascii="Cascadia Mono" w:eastAsiaTheme="minorHAnsi" w:hAnsi="Cascadia Mono" w:cs="Cascadia Mono"/>
+          <w:color w:val="000000"/>
+          <w:sz w:val="19"/>
+          <w:szCs w:val="19"/>
+          <w:lang w:val="en-US"/>
+          <w14:ligatures w14:val="standardContextual"/>
+        </w:rPr>
+        <w:t xml:space="preserve"> &amp;&amp; tiledCol &lt; </w:t>
+      </w:r>
       <w:r>
         <w:rPr>
           <w:rFonts w:ascii="Cascadia Mono" w:eastAsiaTheme="minorHAnsi" w:hAnsi="Cascadia Mono" w:cs="Cascadia Mono"/>
@@ -4505,7 +3065,6 @@
         </w:rPr>
         <w:t>colsA</w:t>
       </w:r>
-      <w:proofErr w:type="spellEnd"/>
       <w:r>
         <w:rPr>
           <w:rFonts w:ascii="Cascadia Mono" w:eastAsiaTheme="minorHAnsi" w:hAnsi="Cascadia Mono" w:cs="Cascadia Mono"/>
@@ -4544,7 +3103,6 @@
         </w:rPr>
         <w:t xml:space="preserve">            ? </w:t>
       </w:r>
-      <w:proofErr w:type="gramStart"/>
       <w:r>
         <w:rPr>
           <w:rFonts w:ascii="Cascadia Mono" w:eastAsiaTheme="minorHAnsi" w:hAnsi="Cascadia Mono" w:cs="Cascadia Mono"/>
@@ -4565,21 +3123,8 @@
           <w:lang w:val="en-US"/>
           <w14:ligatures w14:val="standardContextual"/>
         </w:rPr>
-        <w:t>[</w:t>
-      </w:r>
-      <w:proofErr w:type="gramEnd"/>
-      <w:r>
-        <w:rPr>
-          <w:rFonts w:ascii="Cascadia Mono" w:eastAsiaTheme="minorHAnsi" w:hAnsi="Cascadia Mono" w:cs="Cascadia Mono"/>
-          <w:color w:val="000000"/>
-          <w:sz w:val="19"/>
-          <w:szCs w:val="19"/>
-          <w:lang w:val="en-US"/>
-          <w14:ligatures w14:val="standardContextual"/>
-        </w:rPr>
-        <w:t xml:space="preserve">row * </w:t>
-      </w:r>
-      <w:proofErr w:type="spellStart"/>
+        <w:t xml:space="preserve">[row * </w:t>
+      </w:r>
       <w:r>
         <w:rPr>
           <w:rFonts w:ascii="Cascadia Mono" w:eastAsiaTheme="minorHAnsi" w:hAnsi="Cascadia Mono" w:cs="Cascadia Mono"/>
@@ -4591,54 +3136,16 @@
         </w:rPr>
         <w:t>colsA</w:t>
       </w:r>
-      <w:proofErr w:type="spellEnd"/>
-      <w:r>
-        <w:rPr>
-          <w:rFonts w:ascii="Cascadia Mono" w:eastAsiaTheme="minorHAnsi" w:hAnsi="Cascadia Mono" w:cs="Cascadia Mono"/>
-          <w:color w:val="000000"/>
-          <w:sz w:val="19"/>
-          <w:szCs w:val="19"/>
-          <w:lang w:val="en-US"/>
-          <w14:ligatures w14:val="standardContextual"/>
-        </w:rPr>
-        <w:t xml:space="preserve"> + </w:t>
-      </w:r>
-      <w:proofErr w:type="spellStart"/>
-      <w:r>
-        <w:rPr>
-          <w:rFonts w:ascii="Cascadia Mono" w:eastAsiaTheme="minorHAnsi" w:hAnsi="Cascadia Mono" w:cs="Cascadia Mono"/>
-          <w:color w:val="000000"/>
-          <w:sz w:val="19"/>
-          <w:szCs w:val="19"/>
-          <w:lang w:val="en-US"/>
-          <w14:ligatures w14:val="standardContextual"/>
-        </w:rPr>
-        <w:t>tiledCol</w:t>
-      </w:r>
-      <w:proofErr w:type="spellEnd"/>
-      <w:proofErr w:type="gramStart"/>
-      <w:r>
-        <w:rPr>
-          <w:rFonts w:ascii="Cascadia Mono" w:eastAsiaTheme="minorHAnsi" w:hAnsi="Cascadia Mono" w:cs="Cascadia Mono"/>
-          <w:color w:val="000000"/>
-          <w:sz w:val="19"/>
-          <w:szCs w:val="19"/>
-          <w:lang w:val="en-US"/>
-          <w14:ligatures w14:val="standardContextual"/>
-        </w:rPr>
-        <w:t>] :</w:t>
-      </w:r>
-      <w:proofErr w:type="gramEnd"/>
-      <w:r>
-        <w:rPr>
-          <w:rFonts w:ascii="Cascadia Mono" w:eastAsiaTheme="minorHAnsi" w:hAnsi="Cascadia Mono" w:cs="Cascadia Mono"/>
-          <w:color w:val="000000"/>
-          <w:sz w:val="19"/>
-          <w:szCs w:val="19"/>
-          <w:lang w:val="en-US"/>
-          <w14:ligatures w14:val="standardContextual"/>
-        </w:rPr>
-        <w:t xml:space="preserve"> 0;</w:t>
+      <w:r>
+        <w:rPr>
+          <w:rFonts w:ascii="Cascadia Mono" w:eastAsiaTheme="minorHAnsi" w:hAnsi="Cascadia Mono" w:cs="Cascadia Mono"/>
+          <w:color w:val="000000"/>
+          <w:sz w:val="19"/>
+          <w:szCs w:val="19"/>
+          <w:lang w:val="en-US"/>
+          <w14:ligatures w14:val="standardContextual"/>
+        </w:rPr>
+        <w:t xml:space="preserve"> + tiledCol] : 0;</w:t>
       </w:r>
     </w:p>
     <w:p>
@@ -4665,107 +3172,8 @@
           <w:lang w:val="en-US"/>
           <w14:ligatures w14:val="standardContextual"/>
         </w:rPr>
-        <w:t xml:space="preserve">        </w:t>
-      </w:r>
-      <w:proofErr w:type="spellStart"/>
-      <w:proofErr w:type="gramStart"/>
-      <w:r>
-        <w:rPr>
-          <w:rFonts w:ascii="Cascadia Mono" w:eastAsiaTheme="minorHAnsi" w:hAnsi="Cascadia Mono" w:cs="Cascadia Mono"/>
-          <w:color w:val="000000"/>
-          <w:sz w:val="19"/>
-          <w:szCs w:val="19"/>
-          <w:lang w:val="en-US"/>
-          <w14:ligatures w14:val="standardContextual"/>
-        </w:rPr>
-        <w:t>sB</w:t>
-      </w:r>
-      <w:proofErr w:type="spellEnd"/>
-      <w:r>
-        <w:rPr>
-          <w:rFonts w:ascii="Cascadia Mono" w:eastAsiaTheme="minorHAnsi" w:hAnsi="Cascadia Mono" w:cs="Cascadia Mono"/>
-          <w:color w:val="000000"/>
-          <w:sz w:val="19"/>
-          <w:szCs w:val="19"/>
-          <w:lang w:val="en-US"/>
-          <w14:ligatures w14:val="standardContextual"/>
-        </w:rPr>
-        <w:t>[</w:t>
-      </w:r>
-      <w:proofErr w:type="spellStart"/>
-      <w:r>
-        <w:rPr>
-          <w:rFonts w:ascii="Cascadia Mono" w:eastAsiaTheme="minorHAnsi" w:hAnsi="Cascadia Mono" w:cs="Cascadia Mono"/>
-          <w:color w:val="000000"/>
-          <w:sz w:val="19"/>
-          <w:szCs w:val="19"/>
-          <w:lang w:val="en-US"/>
-          <w14:ligatures w14:val="standardContextual"/>
-        </w:rPr>
-        <w:t>threadIdx.y</w:t>
-      </w:r>
-      <w:proofErr w:type="spellEnd"/>
-      <w:r>
-        <w:rPr>
-          <w:rFonts w:ascii="Cascadia Mono" w:eastAsiaTheme="minorHAnsi" w:hAnsi="Cascadia Mono" w:cs="Cascadia Mono"/>
-          <w:color w:val="000000"/>
-          <w:sz w:val="19"/>
-          <w:szCs w:val="19"/>
-          <w:lang w:val="en-US"/>
-          <w14:ligatures w14:val="standardContextual"/>
-        </w:rPr>
-        <w:t>][</w:t>
-      </w:r>
-      <w:proofErr w:type="spellStart"/>
-      <w:proofErr w:type="gramEnd"/>
-      <w:r>
-        <w:rPr>
-          <w:rFonts w:ascii="Cascadia Mono" w:eastAsiaTheme="minorHAnsi" w:hAnsi="Cascadia Mono" w:cs="Cascadia Mono"/>
-          <w:color w:val="000000"/>
-          <w:sz w:val="19"/>
-          <w:szCs w:val="19"/>
-          <w:lang w:val="en-US"/>
-          <w14:ligatures w14:val="standardContextual"/>
-        </w:rPr>
-        <w:t>threadIdx.x</w:t>
-      </w:r>
-      <w:proofErr w:type="spellEnd"/>
-      <w:r>
-        <w:rPr>
-          <w:rFonts w:ascii="Cascadia Mono" w:eastAsiaTheme="minorHAnsi" w:hAnsi="Cascadia Mono" w:cs="Cascadia Mono"/>
-          <w:color w:val="000000"/>
-          <w:sz w:val="19"/>
-          <w:szCs w:val="19"/>
-          <w:lang w:val="en-US"/>
-          <w14:ligatures w14:val="standardContextual"/>
-        </w:rPr>
-        <w:t>] = (</w:t>
-      </w:r>
-      <w:proofErr w:type="spellStart"/>
-      <w:r>
-        <w:rPr>
-          <w:rFonts w:ascii="Cascadia Mono" w:eastAsiaTheme="minorHAnsi" w:hAnsi="Cascadia Mono" w:cs="Cascadia Mono"/>
-          <w:color w:val="000000"/>
-          <w:sz w:val="19"/>
-          <w:szCs w:val="19"/>
-          <w:lang w:val="en-US"/>
-          <w14:ligatures w14:val="standardContextual"/>
-        </w:rPr>
-        <w:t>tiledRow</w:t>
-      </w:r>
-      <w:proofErr w:type="spellEnd"/>
-      <w:r>
-        <w:rPr>
-          <w:rFonts w:ascii="Cascadia Mono" w:eastAsiaTheme="minorHAnsi" w:hAnsi="Cascadia Mono" w:cs="Cascadia Mono"/>
-          <w:color w:val="000000"/>
-          <w:sz w:val="19"/>
-          <w:szCs w:val="19"/>
-          <w:lang w:val="en-US"/>
-          <w14:ligatures w14:val="standardContextual"/>
-        </w:rPr>
-        <w:t xml:space="preserve"> &lt; </w:t>
-      </w:r>
-      <w:proofErr w:type="spellStart"/>
+        <w:t xml:space="preserve">        sB[threadIdx.y][threadIdx.x] = (tiledRow &lt; </w:t>
+      </w:r>
       <w:r>
         <w:rPr>
           <w:rFonts w:ascii="Cascadia Mono" w:eastAsiaTheme="minorHAnsi" w:hAnsi="Cascadia Mono" w:cs="Cascadia Mono"/>
@@ -4777,7 +3185,6 @@
         </w:rPr>
         <w:t>colsA</w:t>
       </w:r>
-      <w:proofErr w:type="spellEnd"/>
       <w:r>
         <w:rPr>
           <w:rFonts w:ascii="Cascadia Mono" w:eastAsiaTheme="minorHAnsi" w:hAnsi="Cascadia Mono" w:cs="Cascadia Mono"/>
@@ -4789,7 +3196,6 @@
         </w:rPr>
         <w:t xml:space="preserve"> &amp;&amp; col &lt; </w:t>
       </w:r>
-      <w:proofErr w:type="spellStart"/>
       <w:r>
         <w:rPr>
           <w:rFonts w:ascii="Cascadia Mono" w:eastAsiaTheme="minorHAnsi" w:hAnsi="Cascadia Mono" w:cs="Cascadia Mono"/>
@@ -4801,7 +3207,6 @@
         </w:rPr>
         <w:t>colsB</w:t>
       </w:r>
-      <w:proofErr w:type="spellEnd"/>
       <w:r>
         <w:rPr>
           <w:rFonts w:ascii="Cascadia Mono" w:eastAsiaTheme="minorHAnsi" w:hAnsi="Cascadia Mono" w:cs="Cascadia Mono"/>
@@ -4840,7 +3245,6 @@
         </w:rPr>
         <w:t xml:space="preserve">            ? </w:t>
       </w:r>
-      <w:proofErr w:type="gramStart"/>
       <w:r>
         <w:rPr>
           <w:rFonts w:ascii="Cascadia Mono" w:eastAsiaTheme="minorHAnsi" w:hAnsi="Cascadia Mono" w:cs="Cascadia Mono"/>
@@ -4861,34 +3265,8 @@
           <w:lang w:val="en-US"/>
           <w14:ligatures w14:val="standardContextual"/>
         </w:rPr>
-        <w:t>[</w:t>
-      </w:r>
-      <w:proofErr w:type="spellStart"/>
-      <w:proofErr w:type="gramEnd"/>
-      <w:r>
-        <w:rPr>
-          <w:rFonts w:ascii="Cascadia Mono" w:eastAsiaTheme="minorHAnsi" w:hAnsi="Cascadia Mono" w:cs="Cascadia Mono"/>
-          <w:color w:val="000000"/>
-          <w:sz w:val="19"/>
-          <w:szCs w:val="19"/>
-          <w:lang w:val="en-US"/>
-          <w14:ligatures w14:val="standardContextual"/>
-        </w:rPr>
-        <w:t>tiledRow</w:t>
-      </w:r>
-      <w:proofErr w:type="spellEnd"/>
-      <w:r>
-        <w:rPr>
-          <w:rFonts w:ascii="Cascadia Mono" w:eastAsiaTheme="minorHAnsi" w:hAnsi="Cascadia Mono" w:cs="Cascadia Mono"/>
-          <w:color w:val="000000"/>
-          <w:sz w:val="19"/>
-          <w:szCs w:val="19"/>
-          <w:lang w:val="en-US"/>
-          <w14:ligatures w14:val="standardContextual"/>
-        </w:rPr>
-        <w:t xml:space="preserve"> * </w:t>
-      </w:r>
-      <w:proofErr w:type="spellStart"/>
+        <w:t xml:space="preserve">[tiledRow * </w:t>
+      </w:r>
       <w:r>
         <w:rPr>
           <w:rFonts w:ascii="Cascadia Mono" w:eastAsiaTheme="minorHAnsi" w:hAnsi="Cascadia Mono" w:cs="Cascadia Mono"/>
@@ -4900,41 +3278,16 @@
         </w:rPr>
         <w:t>colsB</w:t>
       </w:r>
-      <w:proofErr w:type="spellEnd"/>
-      <w:r>
-        <w:rPr>
-          <w:rFonts w:ascii="Cascadia Mono" w:eastAsiaTheme="minorHAnsi" w:hAnsi="Cascadia Mono" w:cs="Cascadia Mono"/>
-          <w:color w:val="000000"/>
-          <w:sz w:val="19"/>
-          <w:szCs w:val="19"/>
-          <w:lang w:val="en-US"/>
-          <w14:ligatures w14:val="standardContextual"/>
-        </w:rPr>
-        <w:t xml:space="preserve"> + col</w:t>
-      </w:r>
-      <w:proofErr w:type="gramStart"/>
-      <w:r>
-        <w:rPr>
-          <w:rFonts w:ascii="Cascadia Mono" w:eastAsiaTheme="minorHAnsi" w:hAnsi="Cascadia Mono" w:cs="Cascadia Mono"/>
-          <w:color w:val="000000"/>
-          <w:sz w:val="19"/>
-          <w:szCs w:val="19"/>
-          <w:lang w:val="en-US"/>
-          <w14:ligatures w14:val="standardContextual"/>
-        </w:rPr>
-        <w:t>] :</w:t>
-      </w:r>
-      <w:proofErr w:type="gramEnd"/>
-      <w:r>
-        <w:rPr>
-          <w:rFonts w:ascii="Cascadia Mono" w:eastAsiaTheme="minorHAnsi" w:hAnsi="Cascadia Mono" w:cs="Cascadia Mono"/>
-          <w:color w:val="000000"/>
-          <w:sz w:val="19"/>
-          <w:szCs w:val="19"/>
-          <w:lang w:val="en-US"/>
-          <w14:ligatures w14:val="standardContextual"/>
-        </w:rPr>
-        <w:t xml:space="preserve"> 0;</w:t>
+      <w:r>
+        <w:rPr>
+          <w:rFonts w:ascii="Cascadia Mono" w:eastAsiaTheme="minorHAnsi" w:hAnsi="Cascadia Mono" w:cs="Cascadia Mono"/>
+          <w:color w:val="000000"/>
+          <w:sz w:val="19"/>
+          <w:szCs w:val="19"/>
+          <w:lang w:val="en-US"/>
+          <w14:ligatures w14:val="standardContextual"/>
+        </w:rPr>
+        <w:t xml:space="preserve"> + col] : 0;</w:t>
       </w:r>
     </w:p>
     <w:p>
@@ -4977,44 +3330,7 @@
           <w:lang w:val="en-US"/>
           <w14:ligatures w14:val="standardContextual"/>
         </w:rPr>
-        <w:t xml:space="preserve">        __</w:t>
-      </w:r>
-      <w:proofErr w:type="spellStart"/>
-      <w:proofErr w:type="gramStart"/>
-      <w:r>
-        <w:rPr>
-          <w:rFonts w:ascii="Cascadia Mono" w:eastAsiaTheme="minorHAnsi" w:hAnsi="Cascadia Mono" w:cs="Cascadia Mono"/>
-          <w:color w:val="000000"/>
-          <w:sz w:val="19"/>
-          <w:szCs w:val="19"/>
-          <w:lang w:val="en-US"/>
-          <w14:ligatures w14:val="standardContextual"/>
-        </w:rPr>
-        <w:t>syncthreads</w:t>
-      </w:r>
-      <w:proofErr w:type="spellEnd"/>
-      <w:r>
-        <w:rPr>
-          <w:rFonts w:ascii="Cascadia Mono" w:eastAsiaTheme="minorHAnsi" w:hAnsi="Cascadia Mono" w:cs="Cascadia Mono"/>
-          <w:color w:val="000000"/>
-          <w:sz w:val="19"/>
-          <w:szCs w:val="19"/>
-          <w:lang w:val="en-US"/>
-          <w14:ligatures w14:val="standardContextual"/>
-        </w:rPr>
-        <w:t>(</w:t>
-      </w:r>
-      <w:proofErr w:type="gramEnd"/>
-      <w:r>
-        <w:rPr>
-          <w:rFonts w:ascii="Cascadia Mono" w:eastAsiaTheme="minorHAnsi" w:hAnsi="Cascadia Mono" w:cs="Cascadia Mono"/>
-          <w:color w:val="000000"/>
-          <w:sz w:val="19"/>
-          <w:szCs w:val="19"/>
-          <w:lang w:val="en-US"/>
-          <w14:ligatures w14:val="standardContextual"/>
-        </w:rPr>
-        <w:t>);</w:t>
+        <w:t xml:space="preserve">        __syncthreads();</w:t>
       </w:r>
     </w:p>
     <w:p>
@@ -5101,31 +3417,7 @@
           <w:lang w:val="en-US"/>
           <w14:ligatures w14:val="standardContextual"/>
         </w:rPr>
-        <w:t xml:space="preserve"> k = 0; k &lt; </w:t>
-      </w:r>
-      <w:proofErr w:type="spellStart"/>
-      <w:r>
-        <w:rPr>
-          <w:rFonts w:ascii="Cascadia Mono" w:eastAsiaTheme="minorHAnsi" w:hAnsi="Cascadia Mono" w:cs="Cascadia Mono"/>
-          <w:color w:val="000000"/>
-          <w:sz w:val="19"/>
-          <w:szCs w:val="19"/>
-          <w:lang w:val="en-US"/>
-          <w14:ligatures w14:val="standardContextual"/>
-        </w:rPr>
-        <w:t>blockDim.x</w:t>
-      </w:r>
-      <w:proofErr w:type="spellEnd"/>
-      <w:r>
-        <w:rPr>
-          <w:rFonts w:ascii="Cascadia Mono" w:eastAsiaTheme="minorHAnsi" w:hAnsi="Cascadia Mono" w:cs="Cascadia Mono"/>
-          <w:color w:val="000000"/>
-          <w:sz w:val="19"/>
-          <w:szCs w:val="19"/>
-          <w:lang w:val="en-US"/>
-          <w14:ligatures w14:val="standardContextual"/>
-        </w:rPr>
-        <w:t>; ++k) {</w:t>
+        <w:t xml:space="preserve"> k = 0; k &lt; blockDim.x; ++k) {</w:t>
       </w:r>
     </w:p>
     <w:p>
@@ -5152,129 +3444,7 @@
           <w:lang w:val="en-US"/>
           <w14:ligatures w14:val="standardContextual"/>
         </w:rPr>
-        <w:t xml:space="preserve">            sum += </w:t>
-      </w:r>
-      <w:proofErr w:type="spellStart"/>
-      <w:proofErr w:type="gramStart"/>
-      <w:r>
-        <w:rPr>
-          <w:rFonts w:ascii="Cascadia Mono" w:eastAsiaTheme="minorHAnsi" w:hAnsi="Cascadia Mono" w:cs="Cascadia Mono"/>
-          <w:color w:val="000000"/>
-          <w:sz w:val="19"/>
-          <w:szCs w:val="19"/>
-          <w:lang w:val="en-US"/>
-          <w14:ligatures w14:val="standardContextual"/>
-        </w:rPr>
-        <w:t>sA</w:t>
-      </w:r>
-      <w:proofErr w:type="spellEnd"/>
-      <w:r>
-        <w:rPr>
-          <w:rFonts w:ascii="Cascadia Mono" w:eastAsiaTheme="minorHAnsi" w:hAnsi="Cascadia Mono" w:cs="Cascadia Mono"/>
-          <w:color w:val="000000"/>
-          <w:sz w:val="19"/>
-          <w:szCs w:val="19"/>
-          <w:lang w:val="en-US"/>
-          <w14:ligatures w14:val="standardContextual"/>
-        </w:rPr>
-        <w:t>[</w:t>
-      </w:r>
-      <w:proofErr w:type="spellStart"/>
-      <w:r>
-        <w:rPr>
-          <w:rFonts w:ascii="Cascadia Mono" w:eastAsiaTheme="minorHAnsi" w:hAnsi="Cascadia Mono" w:cs="Cascadia Mono"/>
-          <w:color w:val="000000"/>
-          <w:sz w:val="19"/>
-          <w:szCs w:val="19"/>
-          <w:lang w:val="en-US"/>
-          <w14:ligatures w14:val="standardContextual"/>
-        </w:rPr>
-        <w:t>threadIdx.y</w:t>
-      </w:r>
-      <w:proofErr w:type="spellEnd"/>
-      <w:r>
-        <w:rPr>
-          <w:rFonts w:ascii="Cascadia Mono" w:eastAsiaTheme="minorHAnsi" w:hAnsi="Cascadia Mono" w:cs="Cascadia Mono"/>
-          <w:color w:val="000000"/>
-          <w:sz w:val="19"/>
-          <w:szCs w:val="19"/>
-          <w:lang w:val="en-US"/>
-          <w14:ligatures w14:val="standardContextual"/>
-        </w:rPr>
-        <w:t>][</w:t>
-      </w:r>
-      <w:proofErr w:type="gramEnd"/>
-      <w:r>
-        <w:rPr>
-          <w:rFonts w:ascii="Cascadia Mono" w:eastAsiaTheme="minorHAnsi" w:hAnsi="Cascadia Mono" w:cs="Cascadia Mono"/>
-          <w:color w:val="000000"/>
-          <w:sz w:val="19"/>
-          <w:szCs w:val="19"/>
-          <w:lang w:val="en-US"/>
-          <w14:ligatures w14:val="standardContextual"/>
-        </w:rPr>
-        <w:t xml:space="preserve">k] * </w:t>
-      </w:r>
-      <w:proofErr w:type="spellStart"/>
-      <w:r>
-        <w:rPr>
-          <w:rFonts w:ascii="Cascadia Mono" w:eastAsiaTheme="minorHAnsi" w:hAnsi="Cascadia Mono" w:cs="Cascadia Mono"/>
-          <w:color w:val="000000"/>
-          <w:sz w:val="19"/>
-          <w:szCs w:val="19"/>
-          <w:lang w:val="en-US"/>
-          <w14:ligatures w14:val="standardContextual"/>
-        </w:rPr>
-        <w:t>sB</w:t>
-      </w:r>
-      <w:proofErr w:type="spellEnd"/>
-      <w:r>
-        <w:rPr>
-          <w:rFonts w:ascii="Cascadia Mono" w:eastAsiaTheme="minorHAnsi" w:hAnsi="Cascadia Mono" w:cs="Cascadia Mono"/>
-          <w:color w:val="000000"/>
-          <w:sz w:val="19"/>
-          <w:szCs w:val="19"/>
-          <w:lang w:val="en-US"/>
-          <w14:ligatures w14:val="standardContextual"/>
-        </w:rPr>
-        <w:t>[k</w:t>
-      </w:r>
-      <w:proofErr w:type="gramStart"/>
-      <w:r>
-        <w:rPr>
-          <w:rFonts w:ascii="Cascadia Mono" w:eastAsiaTheme="minorHAnsi" w:hAnsi="Cascadia Mono" w:cs="Cascadia Mono"/>
-          <w:color w:val="000000"/>
-          <w:sz w:val="19"/>
-          <w:szCs w:val="19"/>
-          <w:lang w:val="en-US"/>
-          <w14:ligatures w14:val="standardContextual"/>
-        </w:rPr>
-        <w:t>][</w:t>
-      </w:r>
-      <w:proofErr w:type="spellStart"/>
-      <w:proofErr w:type="gramEnd"/>
-      <w:r>
-        <w:rPr>
-          <w:rFonts w:ascii="Cascadia Mono" w:eastAsiaTheme="minorHAnsi" w:hAnsi="Cascadia Mono" w:cs="Cascadia Mono"/>
-          <w:color w:val="000000"/>
-          <w:sz w:val="19"/>
-          <w:szCs w:val="19"/>
-          <w:lang w:val="en-US"/>
-          <w14:ligatures w14:val="standardContextual"/>
-        </w:rPr>
-        <w:t>threadIdx.x</w:t>
-      </w:r>
-      <w:proofErr w:type="spellEnd"/>
-      <w:r>
-        <w:rPr>
-          <w:rFonts w:ascii="Cascadia Mono" w:eastAsiaTheme="minorHAnsi" w:hAnsi="Cascadia Mono" w:cs="Cascadia Mono"/>
-          <w:color w:val="000000"/>
-          <w:sz w:val="19"/>
-          <w:szCs w:val="19"/>
-          <w:lang w:val="en-US"/>
-          <w14:ligatures w14:val="standardContextual"/>
-        </w:rPr>
-        <w:t>];</w:t>
+        <w:t xml:space="preserve">            sum += sA[threadIdx.y][k] * sB[k][threadIdx.x];</w:t>
       </w:r>
     </w:p>
     <w:p>
@@ -5328,44 +3498,7 @@
           <w:lang w:val="en-US"/>
           <w14:ligatures w14:val="standardContextual"/>
         </w:rPr>
-        <w:t xml:space="preserve">        __</w:t>
-      </w:r>
-      <w:proofErr w:type="spellStart"/>
-      <w:proofErr w:type="gramStart"/>
-      <w:r>
-        <w:rPr>
-          <w:rFonts w:ascii="Cascadia Mono" w:eastAsiaTheme="minorHAnsi" w:hAnsi="Cascadia Mono" w:cs="Cascadia Mono"/>
-          <w:color w:val="000000"/>
-          <w:sz w:val="19"/>
-          <w:szCs w:val="19"/>
-          <w:lang w:val="en-US"/>
-          <w14:ligatures w14:val="standardContextual"/>
-        </w:rPr>
-        <w:t>syncthreads</w:t>
-      </w:r>
-      <w:proofErr w:type="spellEnd"/>
-      <w:r>
-        <w:rPr>
-          <w:rFonts w:ascii="Cascadia Mono" w:eastAsiaTheme="minorHAnsi" w:hAnsi="Cascadia Mono" w:cs="Cascadia Mono"/>
-          <w:color w:val="000000"/>
-          <w:sz w:val="19"/>
-          <w:szCs w:val="19"/>
-          <w:lang w:val="en-US"/>
-          <w14:ligatures w14:val="standardContextual"/>
-        </w:rPr>
-        <w:t>(</w:t>
-      </w:r>
-      <w:proofErr w:type="gramEnd"/>
-      <w:r>
-        <w:rPr>
-          <w:rFonts w:ascii="Cascadia Mono" w:eastAsiaTheme="minorHAnsi" w:hAnsi="Cascadia Mono" w:cs="Cascadia Mono"/>
-          <w:color w:val="000000"/>
-          <w:sz w:val="19"/>
-          <w:szCs w:val="19"/>
-          <w:lang w:val="en-US"/>
-          <w14:ligatures w14:val="standardContextual"/>
-        </w:rPr>
-        <w:t>);</w:t>
+        <w:t xml:space="preserve">        __syncthreads();</w:t>
       </w:r>
     </w:p>
     <w:p>
@@ -5460,7 +3593,6 @@
         </w:rPr>
         <w:t xml:space="preserve"> (row &lt; </w:t>
       </w:r>
-      <w:proofErr w:type="spellStart"/>
       <w:r>
         <w:rPr>
           <w:rFonts w:ascii="Cascadia Mono" w:eastAsiaTheme="minorHAnsi" w:hAnsi="Cascadia Mono" w:cs="Cascadia Mono"/>
@@ -5472,7 +3604,6 @@
         </w:rPr>
         <w:t>rowsA</w:t>
       </w:r>
-      <w:proofErr w:type="spellEnd"/>
       <w:r>
         <w:rPr>
           <w:rFonts w:ascii="Cascadia Mono" w:eastAsiaTheme="minorHAnsi" w:hAnsi="Cascadia Mono" w:cs="Cascadia Mono"/>
@@ -5484,7 +3615,6 @@
         </w:rPr>
         <w:t xml:space="preserve"> &amp;&amp; col &lt; </w:t>
       </w:r>
-      <w:proofErr w:type="spellStart"/>
       <w:r>
         <w:rPr>
           <w:rFonts w:ascii="Cascadia Mono" w:eastAsiaTheme="minorHAnsi" w:hAnsi="Cascadia Mono" w:cs="Cascadia Mono"/>
@@ -5496,7 +3626,6 @@
         </w:rPr>
         <w:t>colsB</w:t>
       </w:r>
-      <w:proofErr w:type="spellEnd"/>
       <w:r>
         <w:rPr>
           <w:rFonts w:ascii="Cascadia Mono" w:eastAsiaTheme="minorHAnsi" w:hAnsi="Cascadia Mono" w:cs="Cascadia Mono"/>
@@ -5535,7 +3664,6 @@
         </w:rPr>
         <w:t xml:space="preserve">        </w:t>
       </w:r>
-      <w:proofErr w:type="gramStart"/>
       <w:r>
         <w:rPr>
           <w:rFonts w:ascii="Cascadia Mono" w:eastAsiaTheme="minorHAnsi" w:hAnsi="Cascadia Mono" w:cs="Cascadia Mono"/>
@@ -5556,21 +3684,8 @@
           <w:lang w:val="en-US"/>
           <w14:ligatures w14:val="standardContextual"/>
         </w:rPr>
-        <w:t>[</w:t>
-      </w:r>
-      <w:proofErr w:type="gramEnd"/>
-      <w:r>
-        <w:rPr>
-          <w:rFonts w:ascii="Cascadia Mono" w:eastAsiaTheme="minorHAnsi" w:hAnsi="Cascadia Mono" w:cs="Cascadia Mono"/>
-          <w:color w:val="000000"/>
-          <w:sz w:val="19"/>
-          <w:szCs w:val="19"/>
-          <w:lang w:val="en-US"/>
-          <w14:ligatures w14:val="standardContextual"/>
-        </w:rPr>
-        <w:t xml:space="preserve">row * </w:t>
-      </w:r>
-      <w:proofErr w:type="spellStart"/>
+        <w:t xml:space="preserve">[row * </w:t>
+      </w:r>
       <w:r>
         <w:rPr>
           <w:rFonts w:ascii="Cascadia Mono" w:eastAsiaTheme="minorHAnsi" w:hAnsi="Cascadia Mono" w:cs="Cascadia Mono"/>
@@ -5582,7 +3697,6 @@
         </w:rPr>
         <w:t>colsB</w:t>
       </w:r>
-      <w:proofErr w:type="spellEnd"/>
       <w:r>
         <w:rPr>
           <w:rFonts w:ascii="Cascadia Mono" w:eastAsiaTheme="minorHAnsi" w:hAnsi="Cascadia Mono" w:cs="Cascadia Mono"/>
@@ -5753,34 +3867,8 @@
           <w:lang w:val="en-US"/>
           <w14:ligatures w14:val="standardContextual"/>
         </w:rPr>
-        <w:t xml:space="preserve"> </w:t>
-      </w:r>
-      <w:proofErr w:type="spellStart"/>
-      <w:proofErr w:type="gramStart"/>
-      <w:r>
-        <w:rPr>
-          <w:rFonts w:ascii="Cascadia Mono" w:eastAsiaTheme="minorHAnsi" w:hAnsi="Cascadia Mono" w:cs="Cascadia Mono"/>
-          <w:color w:val="000000"/>
-          <w:sz w:val="19"/>
-          <w:szCs w:val="19"/>
-          <w:lang w:val="en-US"/>
-          <w14:ligatures w14:val="standardContextual"/>
-        </w:rPr>
-        <w:t>transposeMatrixKernel</w:t>
-      </w:r>
-      <w:proofErr w:type="spellEnd"/>
-      <w:r>
-        <w:rPr>
-          <w:rFonts w:ascii="Cascadia Mono" w:eastAsiaTheme="minorHAnsi" w:hAnsi="Cascadia Mono" w:cs="Cascadia Mono"/>
-          <w:color w:val="000000"/>
-          <w:sz w:val="19"/>
-          <w:szCs w:val="19"/>
-          <w:lang w:val="en-US"/>
-          <w14:ligatures w14:val="standardContextual"/>
-        </w:rPr>
-        <w:t>(</w:t>
-      </w:r>
-      <w:proofErr w:type="gramEnd"/>
+        <w:t xml:space="preserve"> transposeMatrixKernel(</w:t>
+      </w:r>
       <w:r>
         <w:rPr>
           <w:rFonts w:ascii="Cascadia Mono" w:eastAsiaTheme="minorHAnsi" w:hAnsi="Cascadia Mono" w:cs="Cascadia Mono"/>
@@ -6004,79 +4092,7 @@
           <w:lang w:val="en-US"/>
           <w14:ligatures w14:val="standardContextual"/>
         </w:rPr>
-        <w:t xml:space="preserve"> x = </w:t>
-      </w:r>
-      <w:proofErr w:type="spellStart"/>
-      <w:r>
-        <w:rPr>
-          <w:rFonts w:ascii="Cascadia Mono" w:eastAsiaTheme="minorHAnsi" w:hAnsi="Cascadia Mono" w:cs="Cascadia Mono"/>
-          <w:color w:val="000000"/>
-          <w:sz w:val="19"/>
-          <w:szCs w:val="19"/>
-          <w:lang w:val="en-US"/>
-          <w14:ligatures w14:val="standardContextual"/>
-        </w:rPr>
-        <w:t>blockIdx.x</w:t>
-      </w:r>
-      <w:proofErr w:type="spellEnd"/>
-      <w:r>
-        <w:rPr>
-          <w:rFonts w:ascii="Cascadia Mono" w:eastAsiaTheme="minorHAnsi" w:hAnsi="Cascadia Mono" w:cs="Cascadia Mono"/>
-          <w:color w:val="000000"/>
-          <w:sz w:val="19"/>
-          <w:szCs w:val="19"/>
-          <w:lang w:val="en-US"/>
-          <w14:ligatures w14:val="standardContextual"/>
-        </w:rPr>
-        <w:t xml:space="preserve"> * </w:t>
-      </w:r>
-      <w:proofErr w:type="spellStart"/>
-      <w:r>
-        <w:rPr>
-          <w:rFonts w:ascii="Cascadia Mono" w:eastAsiaTheme="minorHAnsi" w:hAnsi="Cascadia Mono" w:cs="Cascadia Mono"/>
-          <w:color w:val="000000"/>
-          <w:sz w:val="19"/>
-          <w:szCs w:val="19"/>
-          <w:lang w:val="en-US"/>
-          <w14:ligatures w14:val="standardContextual"/>
-        </w:rPr>
-        <w:t>blockDim.x</w:t>
-      </w:r>
-      <w:proofErr w:type="spellEnd"/>
-      <w:r>
-        <w:rPr>
-          <w:rFonts w:ascii="Cascadia Mono" w:eastAsiaTheme="minorHAnsi" w:hAnsi="Cascadia Mono" w:cs="Cascadia Mono"/>
-          <w:color w:val="000000"/>
-          <w:sz w:val="19"/>
-          <w:szCs w:val="19"/>
-          <w:lang w:val="en-US"/>
-          <w14:ligatures w14:val="standardContextual"/>
-        </w:rPr>
-        <w:t xml:space="preserve"> + </w:t>
-      </w:r>
-      <w:proofErr w:type="spellStart"/>
-      <w:r>
-        <w:rPr>
-          <w:rFonts w:ascii="Cascadia Mono" w:eastAsiaTheme="minorHAnsi" w:hAnsi="Cascadia Mono" w:cs="Cascadia Mono"/>
-          <w:color w:val="000000"/>
-          <w:sz w:val="19"/>
-          <w:szCs w:val="19"/>
-          <w:lang w:val="en-US"/>
-          <w14:ligatures w14:val="standardContextual"/>
-        </w:rPr>
-        <w:t>threadIdx.x</w:t>
-      </w:r>
-      <w:proofErr w:type="spellEnd"/>
-      <w:r>
-        <w:rPr>
-          <w:rFonts w:ascii="Cascadia Mono" w:eastAsiaTheme="minorHAnsi" w:hAnsi="Cascadia Mono" w:cs="Cascadia Mono"/>
-          <w:color w:val="000000"/>
-          <w:sz w:val="19"/>
-          <w:szCs w:val="19"/>
-          <w:lang w:val="en-US"/>
-          <w14:ligatures w14:val="standardContextual"/>
-        </w:rPr>
-        <w:t>;</w:t>
+        <w:t xml:space="preserve"> x = blockIdx.x * blockDim.x + threadIdx.x;</w:t>
       </w:r>
     </w:p>
     <w:p>
@@ -6125,79 +4141,7 @@
           <w:lang w:val="en-US"/>
           <w14:ligatures w14:val="standardContextual"/>
         </w:rPr>
-        <w:t xml:space="preserve"> y = </w:t>
-      </w:r>
-      <w:proofErr w:type="spellStart"/>
-      <w:r>
-        <w:rPr>
-          <w:rFonts w:ascii="Cascadia Mono" w:eastAsiaTheme="minorHAnsi" w:hAnsi="Cascadia Mono" w:cs="Cascadia Mono"/>
-          <w:color w:val="000000"/>
-          <w:sz w:val="19"/>
-          <w:szCs w:val="19"/>
-          <w:lang w:val="en-US"/>
-          <w14:ligatures w14:val="standardContextual"/>
-        </w:rPr>
-        <w:t>blockIdx.y</w:t>
-      </w:r>
-      <w:proofErr w:type="spellEnd"/>
-      <w:r>
-        <w:rPr>
-          <w:rFonts w:ascii="Cascadia Mono" w:eastAsiaTheme="minorHAnsi" w:hAnsi="Cascadia Mono" w:cs="Cascadia Mono"/>
-          <w:color w:val="000000"/>
-          <w:sz w:val="19"/>
-          <w:szCs w:val="19"/>
-          <w:lang w:val="en-US"/>
-          <w14:ligatures w14:val="standardContextual"/>
-        </w:rPr>
-        <w:t xml:space="preserve"> * </w:t>
-      </w:r>
-      <w:proofErr w:type="spellStart"/>
-      <w:r>
-        <w:rPr>
-          <w:rFonts w:ascii="Cascadia Mono" w:eastAsiaTheme="minorHAnsi" w:hAnsi="Cascadia Mono" w:cs="Cascadia Mono"/>
-          <w:color w:val="000000"/>
-          <w:sz w:val="19"/>
-          <w:szCs w:val="19"/>
-          <w:lang w:val="en-US"/>
-          <w14:ligatures w14:val="standardContextual"/>
-        </w:rPr>
-        <w:t>blockDim.y</w:t>
-      </w:r>
-      <w:proofErr w:type="spellEnd"/>
-      <w:r>
-        <w:rPr>
-          <w:rFonts w:ascii="Cascadia Mono" w:eastAsiaTheme="minorHAnsi" w:hAnsi="Cascadia Mono" w:cs="Cascadia Mono"/>
-          <w:color w:val="000000"/>
-          <w:sz w:val="19"/>
-          <w:szCs w:val="19"/>
-          <w:lang w:val="en-US"/>
-          <w14:ligatures w14:val="standardContextual"/>
-        </w:rPr>
-        <w:t xml:space="preserve"> + </w:t>
-      </w:r>
-      <w:proofErr w:type="spellStart"/>
-      <w:r>
-        <w:rPr>
-          <w:rFonts w:ascii="Cascadia Mono" w:eastAsiaTheme="minorHAnsi" w:hAnsi="Cascadia Mono" w:cs="Cascadia Mono"/>
-          <w:color w:val="000000"/>
-          <w:sz w:val="19"/>
-          <w:szCs w:val="19"/>
-          <w:lang w:val="en-US"/>
-          <w14:ligatures w14:val="standardContextual"/>
-        </w:rPr>
-        <w:t>threadIdx.y</w:t>
-      </w:r>
-      <w:proofErr w:type="spellEnd"/>
-      <w:r>
-        <w:rPr>
-          <w:rFonts w:ascii="Cascadia Mono" w:eastAsiaTheme="minorHAnsi" w:hAnsi="Cascadia Mono" w:cs="Cascadia Mono"/>
-          <w:color w:val="000000"/>
-          <w:sz w:val="19"/>
-          <w:szCs w:val="19"/>
-          <w:lang w:val="en-US"/>
-          <w14:ligatures w14:val="standardContextual"/>
-        </w:rPr>
-        <w:t>;</w:t>
+        <w:t xml:space="preserve"> y = blockIdx.y * blockDim.y + threadIdx.y;</w:t>
       </w:r>
     </w:p>
     <w:p>
@@ -6335,7 +4279,6 @@
         </w:rPr>
         <w:t xml:space="preserve">        </w:t>
       </w:r>
-      <w:proofErr w:type="gramStart"/>
       <w:r>
         <w:rPr>
           <w:rFonts w:ascii="Cascadia Mono" w:eastAsiaTheme="minorHAnsi" w:hAnsi="Cascadia Mono" w:cs="Cascadia Mono"/>
@@ -6356,19 +4299,7 @@
           <w:lang w:val="en-US"/>
           <w14:ligatures w14:val="standardContextual"/>
         </w:rPr>
-        <w:t>[</w:t>
-      </w:r>
-      <w:proofErr w:type="gramEnd"/>
-      <w:r>
-        <w:rPr>
-          <w:rFonts w:ascii="Cascadia Mono" w:eastAsiaTheme="minorHAnsi" w:hAnsi="Cascadia Mono" w:cs="Cascadia Mono"/>
-          <w:color w:val="000000"/>
-          <w:sz w:val="19"/>
-          <w:szCs w:val="19"/>
-          <w:lang w:val="en-US"/>
-          <w14:ligatures w14:val="standardContextual"/>
-        </w:rPr>
-        <w:t xml:space="preserve">x * </w:t>
+        <w:t xml:space="preserve">[x * </w:t>
       </w:r>
       <w:r>
         <w:rPr>
@@ -6392,7 +4323,6 @@
         </w:rPr>
         <w:t xml:space="preserve"> + y] = </w:t>
       </w:r>
-      <w:proofErr w:type="gramStart"/>
       <w:r>
         <w:rPr>
           <w:rFonts w:ascii="Cascadia Mono" w:eastAsiaTheme="minorHAnsi" w:hAnsi="Cascadia Mono" w:cs="Cascadia Mono"/>
@@ -6413,19 +4343,7 @@
           <w:lang w:val="en-US"/>
           <w14:ligatures w14:val="standardContextual"/>
         </w:rPr>
-        <w:t>[</w:t>
-      </w:r>
-      <w:proofErr w:type="gramEnd"/>
-      <w:r>
-        <w:rPr>
-          <w:rFonts w:ascii="Cascadia Mono" w:eastAsiaTheme="minorHAnsi" w:hAnsi="Cascadia Mono" w:cs="Cascadia Mono"/>
-          <w:color w:val="000000"/>
-          <w:sz w:val="19"/>
-          <w:szCs w:val="19"/>
-          <w:lang w:val="en-US"/>
-          <w14:ligatures w14:val="standardContextual"/>
-        </w:rPr>
-        <w:t xml:space="preserve">y * </w:t>
+        <w:t xml:space="preserve">[y * </w:t>
       </w:r>
       <w:r>
         <w:rPr>
@@ -6615,23 +4533,7 @@
                 <w:rFonts w:ascii="Calibri" w:hAnsi="Calibri" w:cs="Calibri"/>
                 <w:color w:val="000000"/>
               </w:rPr>
-              <w:t xml:space="preserve">умножение матрицы на CUDA, </w:t>
-            </w:r>
-            <w:proofErr w:type="spellStart"/>
-            <w:r>
-              <w:rPr>
-                <w:rFonts w:ascii="Calibri" w:hAnsi="Calibri" w:cs="Calibri"/>
-                <w:color w:val="000000"/>
-              </w:rPr>
-              <w:t>милисек</w:t>
-            </w:r>
-            <w:proofErr w:type="spellEnd"/>
-            <w:r>
-              <w:rPr>
-                <w:rFonts w:ascii="Calibri" w:hAnsi="Calibri" w:cs="Calibri"/>
-                <w:color w:val="000000"/>
-              </w:rPr>
-              <w:t>.</w:t>
+              <w:t>умножение матрицы на CUDA, милисек.</w:t>
             </w:r>
           </w:p>
         </w:tc>
@@ -9389,6 +7291,7 @@
   <w:style w:type="character" w:default="1" w:styleId="a0">
     <w:name w:val="Default Paragraph Font"/>
     <w:uiPriority w:val="1"/>
+    <w:semiHidden/>
     <w:unhideWhenUsed/>
   </w:style>
   <w:style w:type="table" w:default="1" w:styleId="a1">
